--- a/docs/TESTING_GUIDE.docx
+++ b/docs/TESTING_GUIDE.docx
@@ -2137,6 +2137,932 @@
         <w:t>Backend won't start: port 8000 is busy → run: taskkill /F /IM uvicorn.exe   then start again.</w:t>
       </w:r>
     </w:p>
+    <w:p>
+      <w:r>
+        <w:br w:type="page"/>
+      </w:r>
+    </w:p>
+    <w:p>
+      <w:pPr>
+        <w:spacing w:before="280" w:after="80"/>
+      </w:pPr>
+      <w:r>
+        <w:rPr>
+          <w:b/>
+          <w:color w:val="443C3C"/>
+          <w:sz w:val="36"/>
+        </w:rPr>
+        <w:t>Part E — v0.3.0 additions</w:t>
+      </w:r>
+    </w:p>
+    <w:p>
+      <w:pPr>
+        <w:spacing w:before="200" w:after="40"/>
+      </w:pPr>
+      <w:r>
+        <w:rPr>
+          <w:b/>
+          <w:color w:val="AD6B2D"/>
+          <w:sz w:val="26"/>
+        </w:rPr>
+        <w:t>Forgot / reset password</w:t>
+      </w:r>
+    </w:p>
+    <w:p>
+      <w:pPr>
+        <w:spacing w:before="240" w:after="40"/>
+      </w:pPr>
+      <w:r>
+        <w:rPr>
+          <w:b/>
+          <w:color w:val="2E7D5B"/>
+          <w:sz w:val="26"/>
+        </w:rPr>
+        <w:t>Step 20. Trigger a reset</w:t>
+      </w:r>
+    </w:p>
+    <w:p>
+      <w:r>
+        <w:rPr>
+          <w:b/>
+          <w:sz w:val="22"/>
+        </w:rPr>
+        <w:t xml:space="preserve">👉 You do: </w:t>
+      </w:r>
+      <w:r>
+        <w:rPr>
+          <w:sz w:val="22"/>
+        </w:rPr>
+        <w:t>Go to /login → click 'Forgot password?'. Type your email or username → 'Send reset link'.</w:t>
+      </w:r>
+    </w:p>
+    <w:p>
+      <w:r>
+        <w:rPr>
+          <w:b/>
+          <w:sz w:val="22"/>
+        </w:rPr>
+        <w:t xml:space="preserve">👀 You should see: </w:t>
+      </w:r>
+      <w:r>
+        <w:rPr>
+          <w:sz w:val="22"/>
+        </w:rPr>
+        <w:t>A confirmation appears. In dev mode (no SMTP), a yellow box on the same page shows the reset token + a 'Continue to reset →' link.</w:t>
+      </w:r>
+    </w:p>
+    <w:p>
+      <w:pPr>
+        <w:spacing w:before="240" w:after="40"/>
+      </w:pPr>
+      <w:r>
+        <w:rPr>
+          <w:b/>
+          <w:color w:val="2E7D5B"/>
+          <w:sz w:val="26"/>
+        </w:rPr>
+        <w:t>Step 21. Set a new password</w:t>
+      </w:r>
+    </w:p>
+    <w:p>
+      <w:r>
+        <w:rPr>
+          <w:b/>
+          <w:sz w:val="22"/>
+        </w:rPr>
+        <w:t xml:space="preserve">👉 You do: </w:t>
+      </w:r>
+      <w:r>
+        <w:rPr>
+          <w:sz w:val="22"/>
+        </w:rPr>
+        <w:t>On /reset-password the token is pre-filled. Type a new password → 'Set new password'.</w:t>
+      </w:r>
+    </w:p>
+    <w:p>
+      <w:r>
+        <w:rPr>
+          <w:b/>
+          <w:sz w:val="22"/>
+        </w:rPr>
+        <w:t xml:space="preserve">👀 You should see: </w:t>
+      </w:r>
+      <w:r>
+        <w:rPr>
+          <w:sz w:val="22"/>
+        </w:rPr>
+        <w:t>After ~1.5s you land on /login. Old password fails; new password works.</w:t>
+      </w:r>
+    </w:p>
+    <w:p>
+      <w:pPr>
+        <w:spacing w:before="200" w:after="40"/>
+      </w:pPr>
+      <w:r>
+        <w:rPr>
+          <w:b/>
+          <w:color w:val="AD6B2D"/>
+          <w:sz w:val="26"/>
+        </w:rPr>
+        <w:t>Change password, export data, delete account</w:t>
+      </w:r>
+    </w:p>
+    <w:p>
+      <w:pPr>
+        <w:spacing w:before="240" w:after="40"/>
+      </w:pPr>
+      <w:r>
+        <w:rPr>
+          <w:b/>
+          <w:color w:val="2E7D5B"/>
+          <w:sz w:val="26"/>
+        </w:rPr>
+        <w:t>Step 22. Change password</w:t>
+      </w:r>
+    </w:p>
+    <w:p>
+      <w:r>
+        <w:rPr>
+          <w:b/>
+          <w:sz w:val="22"/>
+        </w:rPr>
+        <w:t xml:space="preserve">👉 You do: </w:t>
+      </w:r>
+      <w:r>
+        <w:rPr>
+          <w:sz w:val="22"/>
+        </w:rPr>
+        <w:t>Profile → Security &amp; data → enter current + new passwords → 'Update password'.</w:t>
+      </w:r>
+    </w:p>
+    <w:p>
+      <w:r>
+        <w:rPr>
+          <w:b/>
+          <w:sz w:val="22"/>
+        </w:rPr>
+        <w:t xml:space="preserve">👀 You should see: </w:t>
+      </w:r>
+      <w:r>
+        <w:rPr>
+          <w:sz w:val="22"/>
+        </w:rPr>
+        <w:t>'Password updated.' inline. Sign out and sign in with the new password to confirm.</w:t>
+      </w:r>
+    </w:p>
+    <w:p>
+      <w:pPr>
+        <w:spacing w:before="240" w:after="40"/>
+      </w:pPr>
+      <w:r>
+        <w:rPr>
+          <w:b/>
+          <w:color w:val="2E7D5B"/>
+          <w:sz w:val="26"/>
+        </w:rPr>
+        <w:t>Step 23. Export your data</w:t>
+      </w:r>
+    </w:p>
+    <w:p>
+      <w:r>
+        <w:rPr>
+          <w:b/>
+          <w:sz w:val="22"/>
+        </w:rPr>
+        <w:t xml:space="preserve">👉 You do: </w:t>
+      </w:r>
+      <w:r>
+        <w:rPr>
+          <w:sz w:val="22"/>
+        </w:rPr>
+        <w:t>Profile → Security &amp; data → 'Download my data'.</w:t>
+      </w:r>
+    </w:p>
+    <w:p>
+      <w:r>
+        <w:rPr>
+          <w:b/>
+          <w:sz w:val="22"/>
+        </w:rPr>
+        <w:t xml:space="preserve">👀 You should see: </w:t>
+      </w:r>
+      <w:r>
+        <w:rPr>
+          <w:sz w:val="22"/>
+        </w:rPr>
+        <w:t>A glimmora-&lt;username&gt;-export.json file downloads, with everything you own.</w:t>
+      </w:r>
+    </w:p>
+    <w:p>
+      <w:pPr>
+        <w:spacing w:before="240" w:after="40"/>
+      </w:pPr>
+      <w:r>
+        <w:rPr>
+          <w:b/>
+          <w:color w:val="2E7D5B"/>
+          <w:sz w:val="26"/>
+        </w:rPr>
+        <w:t>Step 24. Delete account</w:t>
+      </w:r>
+    </w:p>
+    <w:p>
+      <w:r>
+        <w:rPr>
+          <w:b/>
+          <w:sz w:val="22"/>
+        </w:rPr>
+        <w:t xml:space="preserve">👉 You do: </w:t>
+      </w:r>
+      <w:r>
+        <w:rPr>
+          <w:sz w:val="22"/>
+        </w:rPr>
+        <w:t>Profile → Security &amp; data → type your username in the confirm box → 'Permanently delete'.</w:t>
+      </w:r>
+    </w:p>
+    <w:p>
+      <w:r>
+        <w:rPr>
+          <w:b/>
+          <w:sz w:val="22"/>
+        </w:rPr>
+        <w:t xml:space="preserve">👀 You should see: </w:t>
+      </w:r>
+      <w:r>
+        <w:rPr>
+          <w:sz w:val="22"/>
+        </w:rPr>
+        <w:t>You're signed out and dropped on the landing page. Logging back in with the same credentials fails.</w:t>
+      </w:r>
+    </w:p>
+    <w:p>
+      <w:pPr>
+        <w:spacing w:before="200" w:after="40"/>
+      </w:pPr>
+      <w:r>
+        <w:rPr>
+          <w:b/>
+          <w:color w:val="AD6B2D"/>
+          <w:sz w:val="26"/>
+        </w:rPr>
+        <w:t>Continue watching + resume</w:t>
+      </w:r>
+    </w:p>
+    <w:p>
+      <w:pPr>
+        <w:spacing w:before="240" w:after="40"/>
+      </w:pPr>
+      <w:r>
+        <w:rPr>
+          <w:b/>
+          <w:color w:val="2E7D5B"/>
+          <w:sz w:val="26"/>
+        </w:rPr>
+        <w:t>Step 25. Build some progress</w:t>
+      </w:r>
+    </w:p>
+    <w:p>
+      <w:r>
+        <w:rPr>
+          <w:b/>
+          <w:sz w:val="22"/>
+        </w:rPr>
+        <w:t xml:space="preserve">👉 You do: </w:t>
+      </w:r>
+      <w:r>
+        <w:rPr>
+          <w:sz w:val="22"/>
+        </w:rPr>
+        <w:t>Open any episode, let it play 30+ seconds, navigate away. Visit /watch.</w:t>
+      </w:r>
+    </w:p>
+    <w:p>
+      <w:r>
+        <w:rPr>
+          <w:b/>
+          <w:sz w:val="22"/>
+        </w:rPr>
+        <w:t xml:space="preserve">👀 You should see: </w:t>
+      </w:r>
+      <w:r>
+        <w:rPr>
+          <w:sz w:val="22"/>
+        </w:rPr>
+        <w:t>At the top of the page, a 'Continue watching' row shows the episode with a gold progress bar across the bottom and the % watched.</w:t>
+      </w:r>
+    </w:p>
+    <w:p>
+      <w:pPr>
+        <w:spacing w:before="240" w:after="40"/>
+      </w:pPr>
+      <w:r>
+        <w:rPr>
+          <w:b/>
+          <w:color w:val="2E7D5B"/>
+          <w:sz w:val="26"/>
+        </w:rPr>
+        <w:t>Step 26. Resume</w:t>
+      </w:r>
+    </w:p>
+    <w:p>
+      <w:r>
+        <w:rPr>
+          <w:b/>
+          <w:sz w:val="22"/>
+        </w:rPr>
+        <w:t xml:space="preserve">👉 You do: </w:t>
+      </w:r>
+      <w:r>
+        <w:rPr>
+          <w:sz w:val="22"/>
+        </w:rPr>
+        <w:t>Click the continue card.</w:t>
+      </w:r>
+    </w:p>
+    <w:p>
+      <w:r>
+        <w:rPr>
+          <w:b/>
+          <w:sz w:val="22"/>
+        </w:rPr>
+        <w:t xml:space="preserve">👀 You should see: </w:t>
+      </w:r>
+      <w:r>
+        <w:rPr>
+          <w:sz w:val="22"/>
+        </w:rPr>
+        <w:t>The video starts within ~1s of where you left it — not from zero.</w:t>
+      </w:r>
+    </w:p>
+    <w:p>
+      <w:pPr>
+        <w:spacing w:before="200" w:after="40"/>
+      </w:pPr>
+      <w:r>
+        <w:rPr>
+          <w:b/>
+          <w:color w:val="AD6B2D"/>
+          <w:sz w:val="26"/>
+        </w:rPr>
+        <w:t>Creator: edit, unpublish, delete</w:t>
+      </w:r>
+    </w:p>
+    <w:p>
+      <w:pPr>
+        <w:spacing w:before="240" w:after="40"/>
+      </w:pPr>
+      <w:r>
+        <w:rPr>
+          <w:b/>
+          <w:color w:val="2E7D5B"/>
+          <w:sz w:val="26"/>
+        </w:rPr>
+        <w:t>Step 27. Edit a series</w:t>
+      </w:r>
+    </w:p>
+    <w:p>
+      <w:r>
+        <w:rPr>
+          <w:b/>
+          <w:sz w:val="22"/>
+        </w:rPr>
+        <w:t xml:space="preserve">👉 You do: </w:t>
+      </w:r>
+      <w:r>
+        <w:rPr>
+          <w:sz w:val="22"/>
+        </w:rPr>
+        <w:t>Studio → click 'Edit' on a series. Change tagline + tier → 'Save changes'.</w:t>
+      </w:r>
+    </w:p>
+    <w:p>
+      <w:r>
+        <w:rPr>
+          <w:b/>
+          <w:sz w:val="22"/>
+        </w:rPr>
+        <w:t xml:space="preserve">👀 You should see: </w:t>
+      </w:r>
+      <w:r>
+        <w:rPr>
+          <w:sz w:val="22"/>
+        </w:rPr>
+        <w:t>Public /watch/&lt;slug&gt; reflects the new values immediately.</w:t>
+      </w:r>
+    </w:p>
+    <w:p>
+      <w:pPr>
+        <w:spacing w:before="240" w:after="40"/>
+      </w:pPr>
+      <w:r>
+        <w:rPr>
+          <w:b/>
+          <w:color w:val="2E7D5B"/>
+          <w:sz w:val="26"/>
+        </w:rPr>
+        <w:t>Step 28. Unpublish</w:t>
+      </w:r>
+    </w:p>
+    <w:p>
+      <w:r>
+        <w:rPr>
+          <w:b/>
+          <w:sz w:val="22"/>
+        </w:rPr>
+        <w:t xml:space="preserve">👉 You do: </w:t>
+      </w:r>
+      <w:r>
+        <w:rPr>
+          <w:sz w:val="22"/>
+        </w:rPr>
+        <w:t>On the edit page, click 'Unpublish'.</w:t>
+      </w:r>
+    </w:p>
+    <w:p>
+      <w:r>
+        <w:rPr>
+          <w:b/>
+          <w:sz w:val="22"/>
+        </w:rPr>
+        <w:t xml:space="preserve">👀 You should see: </w:t>
+      </w:r>
+      <w:r>
+        <w:rPr>
+          <w:sz w:val="22"/>
+        </w:rPr>
+        <w:t>The series disappears from the public library. 'Publish' brings it back.</w:t>
+      </w:r>
+    </w:p>
+    <w:p>
+      <w:pPr>
+        <w:spacing w:before="240" w:after="40"/>
+      </w:pPr>
+      <w:r>
+        <w:rPr>
+          <w:b/>
+          <w:color w:val="2E7D5B"/>
+          <w:sz w:val="26"/>
+        </w:rPr>
+        <w:t>Step 29. Edit / delete an episode</w:t>
+      </w:r>
+    </w:p>
+    <w:p>
+      <w:r>
+        <w:rPr>
+          <w:b/>
+          <w:sz w:val="22"/>
+        </w:rPr>
+        <w:t xml:space="preserve">👉 You do: </w:t>
+      </w:r>
+      <w:r>
+        <w:rPr>
+          <w:sz w:val="22"/>
+        </w:rPr>
+        <w:t>Click ✎ next to an episode → change title → save. Then 🗑 on a different episode.</w:t>
+      </w:r>
+    </w:p>
+    <w:p>
+      <w:r>
+        <w:rPr>
+          <w:b/>
+          <w:sz w:val="22"/>
+        </w:rPr>
+        <w:t xml:space="preserve">👀 You should see: </w:t>
+      </w:r>
+      <w:r>
+        <w:rPr>
+          <w:sz w:val="22"/>
+        </w:rPr>
+        <w:t>First episode updates; second disappears after confirm.</w:t>
+      </w:r>
+    </w:p>
+    <w:p>
+      <w:pPr>
+        <w:spacing w:before="200" w:after="40"/>
+      </w:pPr>
+      <w:r>
+        <w:rPr>
+          <w:b/>
+          <w:color w:val="AD6B2D"/>
+          <w:sz w:val="26"/>
+        </w:rPr>
+        <w:t>Admin: search, moderation, audit log</w:t>
+      </w:r>
+    </w:p>
+    <w:p>
+      <w:pPr>
+        <w:spacing w:before="240" w:after="40"/>
+      </w:pPr>
+      <w:r>
+        <w:rPr>
+          <w:b/>
+          <w:color w:val="2E7D5B"/>
+          <w:sz w:val="26"/>
+        </w:rPr>
+        <w:t>Step 30. Search users</w:t>
+      </w:r>
+    </w:p>
+    <w:p>
+      <w:r>
+        <w:rPr>
+          <w:b/>
+          <w:sz w:val="22"/>
+        </w:rPr>
+        <w:t xml:space="preserve">👉 You do: </w:t>
+      </w:r>
+      <w:r>
+        <w:rPr>
+          <w:sz w:val="22"/>
+        </w:rPr>
+        <w:t>Admin → Users → type into the search box. Pick a role filter.</w:t>
+      </w:r>
+    </w:p>
+    <w:p>
+      <w:r>
+        <w:rPr>
+          <w:b/>
+          <w:sz w:val="22"/>
+        </w:rPr>
+        <w:t xml:space="preserve">👀 You should see: </w:t>
+      </w:r>
+      <w:r>
+        <w:rPr>
+          <w:sz w:val="22"/>
+        </w:rPr>
+        <w:t>Table filters live. Change a role inline; toggle Disable/Enable.</w:t>
+      </w:r>
+    </w:p>
+    <w:p>
+      <w:pPr>
+        <w:spacing w:before="240" w:after="40"/>
+      </w:pPr>
+      <w:r>
+        <w:rPr>
+          <w:b/>
+          <w:color w:val="2E7D5B"/>
+          <w:sz w:val="26"/>
+        </w:rPr>
+        <w:t>Step 31. Moderate content</w:t>
+      </w:r>
+    </w:p>
+    <w:p>
+      <w:r>
+        <w:rPr>
+          <w:b/>
+          <w:sz w:val="22"/>
+        </w:rPr>
+        <w:t xml:space="preserve">👉 You do: </w:t>
+      </w:r>
+      <w:r>
+        <w:rPr>
+          <w:sz w:val="22"/>
+        </w:rPr>
+        <w:t>Admin → Content moderation → 'Unpublish' a series, or 🗑 to delete it outright.</w:t>
+      </w:r>
+    </w:p>
+    <w:p>
+      <w:r>
+        <w:rPr>
+          <w:b/>
+          <w:sz w:val="22"/>
+        </w:rPr>
+        <w:t xml:space="preserve">👀 You should see: </w:t>
+      </w:r>
+      <w:r>
+        <w:rPr>
+          <w:sz w:val="22"/>
+        </w:rPr>
+        <w:t>Series disappears from public. The action appears in the Audit log.</w:t>
+      </w:r>
+    </w:p>
+    <w:p>
+      <w:pPr>
+        <w:spacing w:before="240" w:after="40"/>
+      </w:pPr>
+      <w:r>
+        <w:rPr>
+          <w:b/>
+          <w:color w:val="2E7D5B"/>
+          <w:sz w:val="26"/>
+        </w:rPr>
+        <w:t>Step 32. Audit log</w:t>
+      </w:r>
+    </w:p>
+    <w:p>
+      <w:r>
+        <w:rPr>
+          <w:b/>
+          <w:sz w:val="22"/>
+        </w:rPr>
+        <w:t xml:space="preserve">👉 You do: </w:t>
+      </w:r>
+      <w:r>
+        <w:rPr>
+          <w:sz w:val="22"/>
+        </w:rPr>
+        <w:t>Admin → Audit log.</w:t>
+      </w:r>
+    </w:p>
+    <w:p>
+      <w:r>
+        <w:rPr>
+          <w:b/>
+          <w:sz w:val="22"/>
+        </w:rPr>
+        <w:t xml:space="preserve">👀 You should see: </w:t>
+      </w:r>
+      <w:r>
+        <w:rPr>
+          <w:sz w:val="22"/>
+        </w:rPr>
+        <w:t>Most-recent actions are listed (action, target, actor, when).</w:t>
+      </w:r>
+    </w:p>
+    <w:p>
+      <w:pPr>
+        <w:spacing w:before="200" w:after="40"/>
+      </w:pPr>
+      <w:r>
+        <w:rPr>
+          <w:b/>
+          <w:color w:val="AD6B2D"/>
+          <w:sz w:val="26"/>
+        </w:rPr>
+        <w:t>Reflect: edit, search, range</w:t>
+      </w:r>
+    </w:p>
+    <w:p>
+      <w:pPr>
+        <w:spacing w:before="240" w:after="40"/>
+      </w:pPr>
+      <w:r>
+        <w:rPr>
+          <w:b/>
+          <w:color w:val="2E7D5B"/>
+          <w:sz w:val="26"/>
+        </w:rPr>
+        <w:t>Step 33. Edit a reflection</w:t>
+      </w:r>
+    </w:p>
+    <w:p>
+      <w:r>
+        <w:rPr>
+          <w:b/>
+          <w:sz w:val="22"/>
+        </w:rPr>
+        <w:t xml:space="preserve">👉 You do: </w:t>
+      </w:r>
+      <w:r>
+        <w:rPr>
+          <w:sz w:val="22"/>
+        </w:rPr>
+        <w:t>Reflect → hover an entry → ✎ → change content + intensity → ✓.</w:t>
+      </w:r>
+    </w:p>
+    <w:p>
+      <w:r>
+        <w:rPr>
+          <w:b/>
+          <w:sz w:val="22"/>
+        </w:rPr>
+        <w:t xml:space="preserve">👀 You should see: </w:t>
+      </w:r>
+      <w:r>
+        <w:rPr>
+          <w:sz w:val="22"/>
+        </w:rPr>
+        <w:t>Entry updates in place. With OPENAI_API_KEY set, the ✦ noticing line is regenerated.</w:t>
+      </w:r>
+    </w:p>
+    <w:p>
+      <w:pPr>
+        <w:spacing w:before="240" w:after="40"/>
+      </w:pPr>
+      <w:r>
+        <w:rPr>
+          <w:b/>
+          <w:color w:val="2E7D5B"/>
+          <w:sz w:val="26"/>
+        </w:rPr>
+        <w:t>Step 34. Search + mood filter</w:t>
+      </w:r>
+    </w:p>
+    <w:p>
+      <w:r>
+        <w:rPr>
+          <w:b/>
+          <w:sz w:val="22"/>
+        </w:rPr>
+        <w:t xml:space="preserve">👉 You do: </w:t>
+      </w:r>
+      <w:r>
+        <w:rPr>
+          <w:sz w:val="22"/>
+        </w:rPr>
+        <w:t>Type into the search box; pick a mood.</w:t>
+      </w:r>
+    </w:p>
+    <w:p>
+      <w:r>
+        <w:rPr>
+          <w:b/>
+          <w:sz w:val="22"/>
+        </w:rPr>
+        <w:t xml:space="preserve">👀 You should see: </w:t>
+      </w:r>
+      <w:r>
+        <w:rPr>
+          <w:sz w:val="22"/>
+        </w:rPr>
+        <w:t>Entries filter; the URL updates with ?q=…&amp;mood=… so the view is bookmarkable.</w:t>
+      </w:r>
+    </w:p>
+    <w:p>
+      <w:pPr>
+        <w:spacing w:before="240" w:after="40"/>
+      </w:pPr>
+      <w:r>
+        <w:rPr>
+          <w:b/>
+          <w:color w:val="2E7D5B"/>
+          <w:sz w:val="26"/>
+        </w:rPr>
+        <w:t>Step 35. Range toggle</w:t>
+      </w:r>
+    </w:p>
+    <w:p>
+      <w:r>
+        <w:rPr>
+          <w:b/>
+          <w:sz w:val="22"/>
+        </w:rPr>
+        <w:t xml:space="preserve">👉 You do: </w:t>
+      </w:r>
+      <w:r>
+        <w:rPr>
+          <w:sz w:val="22"/>
+        </w:rPr>
+        <w:t>Click 7d / 30d / 90d / 1y above the trend chart.</w:t>
+      </w:r>
+    </w:p>
+    <w:p>
+      <w:r>
+        <w:rPr>
+          <w:b/>
+          <w:sz w:val="22"/>
+        </w:rPr>
+        <w:t xml:space="preserve">👀 You should see: </w:t>
+      </w:r>
+      <w:r>
+        <w:rPr>
+          <w:sz w:val="22"/>
+        </w:rPr>
+        <w:t>Chart re-renders for the selected window.</w:t>
+      </w:r>
+    </w:p>
+    <w:p>
+      <w:pPr>
+        <w:spacing w:before="200" w:after="40"/>
+      </w:pPr>
+      <w:r>
+        <w:rPr>
+          <w:b/>
+          <w:color w:val="AD6B2D"/>
+          <w:sz w:val="26"/>
+        </w:rPr>
+        <w:t>Companion: drawer + search</w:t>
+      </w:r>
+    </w:p>
+    <w:p>
+      <w:pPr>
+        <w:spacing w:before="240" w:after="40"/>
+      </w:pPr>
+      <w:r>
+        <w:rPr>
+          <w:b/>
+          <w:color w:val="2E7D5B"/>
+          <w:sz w:val="26"/>
+        </w:rPr>
+        <w:t>Step 36. Open conversation history</w:t>
+      </w:r>
+    </w:p>
+    <w:p>
+      <w:r>
+        <w:rPr>
+          <w:b/>
+          <w:sz w:val="22"/>
+        </w:rPr>
+        <w:t xml:space="preserve">👉 You do: </w:t>
+      </w:r>
+      <w:r>
+        <w:rPr>
+          <w:sz w:val="22"/>
+        </w:rPr>
+        <w:t>Open Companion. On desktop, the left drawer lists prior chats. On mobile, tap the chat icon bottom-left.</w:t>
+      </w:r>
+    </w:p>
+    <w:p>
+      <w:r>
+        <w:rPr>
+          <w:b/>
+          <w:sz w:val="22"/>
+        </w:rPr>
+        <w:t xml:space="preserve">👀 You should see: </w:t>
+      </w:r>
+      <w:r>
+        <w:rPr>
+          <w:sz w:val="22"/>
+        </w:rPr>
+        <w:t>Drawer shows up to 50 conversations with previews. Active conversation is highlighted.</w:t>
+      </w:r>
+    </w:p>
+    <w:p>
+      <w:pPr>
+        <w:spacing w:before="240" w:after="40"/>
+      </w:pPr>
+      <w:r>
+        <w:rPr>
+          <w:b/>
+          <w:color w:val="2E7D5B"/>
+          <w:sz w:val="26"/>
+        </w:rPr>
+        <w:t>Step 37. Search conversations</w:t>
+      </w:r>
+    </w:p>
+    <w:p>
+      <w:r>
+        <w:rPr>
+          <w:b/>
+          <w:sz w:val="22"/>
+        </w:rPr>
+        <w:t xml:space="preserve">👉 You do: </w:t>
+      </w:r>
+      <w:r>
+        <w:rPr>
+          <w:sz w:val="22"/>
+        </w:rPr>
+        <w:t>Type in the drawer search box.</w:t>
+      </w:r>
+    </w:p>
+    <w:p>
+      <w:r>
+        <w:rPr>
+          <w:b/>
+          <w:sz w:val="22"/>
+        </w:rPr>
+        <w:t xml:space="preserve">👀 You should see: </w:t>
+      </w:r>
+      <w:r>
+        <w:rPr>
+          <w:sz w:val="22"/>
+        </w:rPr>
+        <w:t>Matches in either the title OR message text appear; debounced ~200 ms.</w:t>
+      </w:r>
+    </w:p>
+    <w:p>
+      <w:pPr>
+        <w:spacing w:before="240" w:after="40"/>
+      </w:pPr>
+      <w:r>
+        <w:rPr>
+          <w:b/>
+          <w:color w:val="2E7D5B"/>
+          <w:sz w:val="26"/>
+        </w:rPr>
+        <w:t>Step 38. Resume a chat</w:t>
+      </w:r>
+    </w:p>
+    <w:p>
+      <w:r>
+        <w:rPr>
+          <w:b/>
+          <w:sz w:val="22"/>
+        </w:rPr>
+        <w:t xml:space="preserve">👉 You do: </w:t>
+      </w:r>
+      <w:r>
+        <w:rPr>
+          <w:sz w:val="22"/>
+        </w:rPr>
+        <w:t>Click any row.</w:t>
+      </w:r>
+    </w:p>
+    <w:p>
+      <w:r>
+        <w:rPr>
+          <w:b/>
+          <w:sz w:val="22"/>
+        </w:rPr>
+        <w:t xml:space="preserve">👀 You should see: </w:t>
+      </w:r>
+      <w:r>
+        <w:rPr>
+          <w:sz w:val="22"/>
+        </w:rPr>
+        <w:t>Messages load; new replies continue in the same conversation (URL: /companion?c=&lt;id&gt;).</w:t>
+      </w:r>
+    </w:p>
     <w:sectPr>
       <w:pgSz w:w="12240" w:h="15840"/>
       <w:pgMar w:top="1008" w:right="1152" w:bottom="1008" w:left="1152" w:header="720" w:footer="720" w:gutter="0"/>

--- a/docs/TESTING_GUIDE.docx
+++ b/docs/TESTING_GUIDE.docx
@@ -23,7 +23,7 @@
         <w:rPr>
           <w:sz w:val="22"/>
         </w:rPr>
-        <w:t>This guide shows you how to test the whole app, step by step. Each step has a picture so you know exactly what to click and what should happen. If your screen doesn't match the picture, something is broken.</w:t>
+        <w:t>Pretend you're a detective. Your job is to make sure the app works for everyone. This guide has tests anyone (even a 12-year-old) can run. Each test is a tiny mission — do the thing, check what you see, write ✓ or ✗.</w:t>
       </w:r>
     </w:p>
     <w:p>
@@ -34,7 +34,36 @@
         <w:rPr>
           <w:sz w:val="22"/>
         </w:rPr>
-        <w:t>Before you start, make sure two things are running:</w:t>
+        <w:t>App version: 0.4.0-mvp   ·   Last updated: 2026-05-16</w:t>
+      </w:r>
+    </w:p>
+    <w:p>
+      <w:r>
+        <w:br w:type="page"/>
+      </w:r>
+    </w:p>
+    <w:p>
+      <w:pPr>
+        <w:spacing w:before="280" w:after="80"/>
+      </w:pPr>
+      <w:r>
+        <w:rPr>
+          <w:b/>
+          <w:color w:val="443C3C"/>
+          <w:sz w:val="36"/>
+        </w:rPr>
+        <w:t>Before you start</w:t>
+      </w:r>
+    </w:p>
+    <w:p>
+      <w:pPr>
+        <w:spacing w:after="80"/>
+      </w:pPr>
+      <w:r>
+        <w:rPr>
+          <w:sz w:val="22"/>
+        </w:rPr>
+        <w:t>Two things need to be running on your computer:</w:t>
       </w:r>
     </w:p>
     <w:p>
@@ -45,7 +74,7 @@
         <w:rPr>
           <w:sz w:val="22"/>
         </w:rPr>
-        <w:t>The backend at http://127.0.0.1:8000  (you should see {"ok": true} if you open it).</w:t>
+        <w:t>The backend at http://127.0.0.1:8000 — if you open it in a browser, you should see some words. If you see an error, ask your grown-up to start it.</w:t>
       </w:r>
     </w:p>
     <w:p>
@@ -56,7 +85,7 @@
         <w:rPr>
           <w:sz w:val="22"/>
         </w:rPr>
-        <w:t>The website at http://127.0.0.1:3000  (you should see the Glimmora landing page).</w:t>
+        <w:t>The website at http://127.0.0.1:3000 — opens the Glimmora landing page.</w:t>
       </w:r>
     </w:p>
     <w:p>
@@ -67,7 +96,7 @@
         <w:rPr>
           <w:sz w:val="22"/>
         </w:rPr>
-        <w:t>Throughout this guide, we use two test users:</w:t>
+        <w:t>You will use two accounts:</w:t>
       </w:r>
     </w:p>
     <w:p>
@@ -78,7 +107,7 @@
         <w:rPr>
           <w:sz w:val="22"/>
         </w:rPr>
-        <w:t>A new person (sign up fresh — see Step 3).</w:t>
+        <w:t>A brand-new person (you make this in Test 3) — for testing as a regular member.</w:t>
       </w:r>
     </w:p>
     <w:p>
@@ -89,7 +118,28 @@
         <w:rPr>
           <w:sz w:val="22"/>
         </w:rPr>
-        <w:t>The boss / superadmin → username: superadmin, password: ChangeMe!2026</w:t>
+        <w:t>The boss / superadmin — already exists. Username: superadmin   ·   Password: ChangeMe!2026</w:t>
+      </w:r>
+    </w:p>
+    <w:p>
+      <w:pPr>
+        <w:spacing w:before="160"/>
+      </w:pPr>
+      <w:r>
+        <w:rPr>
+          <w:b/>
+          <w:color w:val="AD6B2D"/>
+          <w:sz w:val="22"/>
+        </w:rPr>
+        <w:t>ℹ️  How to mark a test</w:t>
+      </w:r>
+    </w:p>
+    <w:p>
+      <w:r>
+        <w:rPr>
+          <w:sz w:val="22"/>
+        </w:rPr>
+        <w:t>If it does what we expected → write ✓ Pass. If it doesn't → write ✗ Fail and a tiny note about what was different. That's it.</w:t>
       </w:r>
     </w:p>
     <w:p>
@@ -107,18 +157,7 @@
           <w:color w:val="443C3C"/>
           <w:sz w:val="36"/>
         </w:rPr>
-        <w:t>Part A — The new-person flow (Member)</w:t>
-      </w:r>
-    </w:p>
-    <w:p>
-      <w:pPr>
-        <w:spacing w:after="80"/>
-      </w:pPr>
-      <w:r>
-        <w:rPr>
-          <w:sz w:val="22"/>
-        </w:rPr>
-        <w:t>We pretend you've never used Glimmora before. We'll sign up, go through the four welcome steps, do a daily ritual, and write in the journal.</w:t>
+        <w:t>A. Landing page</w:t>
       </w:r>
     </w:p>
     <w:p>
@@ -131,7 +170,7 @@
           <w:color w:val="2E7D5B"/>
           <w:sz w:val="26"/>
         </w:rPr>
-        <w:t>Step 1. Open the landing page</w:t>
+        <w:t>Test 1. The landing page loads</w:t>
       </w:r>
     </w:p>
     <w:p>
@@ -146,7 +185,7 @@
         <w:rPr>
           <w:sz w:val="22"/>
         </w:rPr>
-        <w:t>In your browser, go to http://127.0.0.1:3000</w:t>
+        <w:t>Open http://127.0.0.1:3000/ in a browser.</w:t>
       </w:r>
     </w:p>
     <w:p>
@@ -161,7 +200,16 @@
         <w:rPr>
           <w:sz w:val="22"/>
         </w:rPr>
-        <w:t>A calm white/cream page with the words 'A calm room for your inner life.' in the middle. There's a 'Begin gently' button. In the top-right corner you can see a moon/sun icon — that's the dark mode switch.</w:t>
+        <w:t>A calm page with the words 'A calm room for your inner life.' in the middle. Two buttons: 'Begin gently' and 'See what's inside'. In the top right, a tiny moon (or sun) icon.</w:t>
+      </w:r>
+    </w:p>
+    <w:p>
+      <w:r>
+        <w:rPr>
+          <w:color w:val="707070"/>
+          <w:sz w:val="20"/>
+        </w:rPr>
+        <w:t>Result: ___ Pass     ___ Fail     Notes: ____________________</w:t>
       </w:r>
     </w:p>
     <w:p>
@@ -171,7 +219,7 @@
       <w:r>
         <w:drawing>
           <wp:inline xmlns:a="http://schemas.openxmlformats.org/drawingml/2006/main" xmlns:pic="http://schemas.openxmlformats.org/drawingml/2006/picture">
-            <wp:extent cx="5486400" cy="5270400"/>
+            <wp:extent cx="5303520" cy="5094720"/>
             <wp:docPr id="1" name="Picture 1"/>
             <wp:cNvGraphicFramePr>
               <a:graphicFrameLocks noChangeAspect="1"/>
@@ -192,7 +240,7 @@
                   <pic:spPr>
                     <a:xfrm>
                       <a:off x="0" y="0"/>
-                      <a:ext cx="5486400" cy="5270400"/>
+                      <a:ext cx="5303520" cy="5094720"/>
                     </a:xfrm>
                     <a:prstGeom prst="rect"/>
                   </pic:spPr>
@@ -213,7 +261,7 @@
           <w:color w:val="707070"/>
           <w:sz w:val="20"/>
         </w:rPr>
-        <w:t>The landing page in light mode.</w:t>
+        <w:t>The landing page.</w:t>
       </w:r>
     </w:p>
     <w:p>
@@ -226,7 +274,7 @@
           <w:color w:val="2E7D5B"/>
           <w:sz w:val="26"/>
         </w:rPr>
-        <w:t>Step 2. Try the dark mode switch</w:t>
+        <w:t>Test 2. Scroll-down feels gentle</w:t>
       </w:r>
     </w:p>
     <w:p>
@@ -241,7 +289,7 @@
         <w:rPr>
           <w:sz w:val="22"/>
         </w:rPr>
-        <w:t>Click the moon (or sun) icon in the top-right corner.</w:t>
+        <w:t>Scroll the page slowly.</w:t>
       </w:r>
     </w:p>
     <w:p>
@@ -256,7 +304,29 @@
         <w:rPr>
           <w:sz w:val="22"/>
         </w:rPr>
-        <w:t>The whole page turns dark. Click again and it turns light again. If you close the tab and come back, it remembers your choice.</w:t>
+        <w:t>More cards quietly fade in as you scroll. Nothing pops or shouts.</w:t>
+      </w:r>
+    </w:p>
+    <w:p>
+      <w:r>
+        <w:rPr>
+          <w:color w:val="707070"/>
+          <w:sz w:val="20"/>
+        </w:rPr>
+        <w:t>Result: ___ Pass     ___ Fail     Notes: ____________________</w:t>
+      </w:r>
+    </w:p>
+    <w:p>
+      <w:pPr>
+        <w:spacing w:before="280" w:after="80"/>
+      </w:pPr>
+      <w:r>
+        <w:rPr>
+          <w:b/>
+          <w:color w:val="443C3C"/>
+          <w:sz w:val="36"/>
+        </w:rPr>
+        <w:t>B. Sign up &amp; log in</w:t>
       </w:r>
     </w:p>
     <w:p>
@@ -269,7 +339,7 @@
           <w:color w:val="2E7D5B"/>
           <w:sz w:val="26"/>
         </w:rPr>
-        <w:t>Step 3. Click 'Begin gently' to start signing up</w:t>
+        <w:t>Test 3. You can sign up</w:t>
       </w:r>
     </w:p>
     <w:p>
@@ -284,7 +354,7 @@
         <w:rPr>
           <w:sz w:val="22"/>
         </w:rPr>
-        <w:t>Click the big 'Begin gently' button on the landing page.</w:t>
+        <w:t>Click 'Begin gently'. Fill: Name=Ren, Username=ren_test, Email=blank, Password=hello. Click 'Create account'.</w:t>
       </w:r>
     </w:p>
     <w:p>
@@ -299,7 +369,16 @@
         <w:rPr>
           <w:sz w:val="22"/>
         </w:rPr>
-        <w:t>You land on the sign-up page with four boxes: name, username, email (optional), password.</w:t>
+        <w:t>The app jumps STRAIGHT to a welcome page (the four questions). It should NOT show a blank screen first. The sidebar shows 'Ren · member'.</w:t>
+      </w:r>
+    </w:p>
+    <w:p>
+      <w:r>
+        <w:rPr>
+          <w:color w:val="707070"/>
+          <w:sz w:val="20"/>
+        </w:rPr>
+        <w:t>Result: ___ Pass     ___ Fail     Notes: ____________________</w:t>
       </w:r>
     </w:p>
     <w:p>
@@ -309,7 +388,7 @@
       <w:r>
         <w:drawing>
           <wp:inline xmlns:a="http://schemas.openxmlformats.org/drawingml/2006/main" xmlns:pic="http://schemas.openxmlformats.org/drawingml/2006/picture">
-            <wp:extent cx="5486400" cy="2683192"/>
+            <wp:extent cx="5303520" cy="2593753"/>
             <wp:docPr id="2" name="Picture 2"/>
             <wp:cNvGraphicFramePr>
               <a:graphicFrameLocks noChangeAspect="1"/>
@@ -330,7 +409,7 @@
                   <pic:spPr>
                     <a:xfrm>
                       <a:off x="0" y="0"/>
-                      <a:ext cx="5486400" cy="2683192"/>
+                      <a:ext cx="5303520" cy="2593753"/>
                     </a:xfrm>
                     <a:prstGeom prst="rect"/>
                   </pic:spPr>
@@ -364,7 +443,7 @@
           <w:color w:val="2E7D5B"/>
           <w:sz w:val="26"/>
         </w:rPr>
-        <w:t>Step 4. Fill in the form</w:t>
+        <w:t>Test 4. Same username is not allowed twice</w:t>
       </w:r>
     </w:p>
     <w:p>
@@ -379,7 +458,7 @@
         <w:rPr>
           <w:sz w:val="22"/>
         </w:rPr>
-        <w:t>Type a name (like 'Ren'), a username (like 'ren_test'), leave email empty, and a password (just 'hello' is fine). Click 'Create account'.</w:t>
+        <w:t>Open /signup in a new tab. Try to make another account with username=ren_test.</w:t>
       </w:r>
     </w:p>
     <w:p>
@@ -394,7 +473,237 @@
         <w:rPr>
           <w:sz w:val="22"/>
         </w:rPr>
-        <w:t>Right away you land on the welcome page — the first of four little steps. No flashing blank screen, no detour. The sidebar on the left says your name and 'Member · free' under it.</w:t>
+        <w:t>An error message saying the username is already in use.</w:t>
+      </w:r>
+    </w:p>
+    <w:p>
+      <w:r>
+        <w:rPr>
+          <w:color w:val="707070"/>
+          <w:sz w:val="20"/>
+        </w:rPr>
+        <w:t>Result: ___ Pass     ___ Fail     Notes: ____________________</w:t>
+      </w:r>
+    </w:p>
+    <w:p>
+      <w:pPr>
+        <w:spacing w:before="240" w:after="40"/>
+      </w:pPr>
+      <w:r>
+        <w:rPr>
+          <w:b/>
+          <w:color w:val="2E7D5B"/>
+          <w:sz w:val="26"/>
+        </w:rPr>
+        <w:t>Test 5. Log out</w:t>
+      </w:r>
+    </w:p>
+    <w:p>
+      <w:r>
+        <w:rPr>
+          <w:b/>
+          <w:sz w:val="22"/>
+        </w:rPr>
+        <w:t xml:space="preserve">👉 You do: </w:t>
+      </w:r>
+      <w:r>
+        <w:rPr>
+          <w:sz w:val="22"/>
+        </w:rPr>
+        <w:t>In the top-right of any page inside the app, click 'Sign out'.</w:t>
+      </w:r>
+    </w:p>
+    <w:p>
+      <w:r>
+        <w:rPr>
+          <w:b/>
+          <w:sz w:val="22"/>
+        </w:rPr>
+        <w:t xml:space="preserve">👀 You should see: </w:t>
+      </w:r>
+      <w:r>
+        <w:rPr>
+          <w:sz w:val="22"/>
+        </w:rPr>
+        <w:t>The app sends you to the landing page. If you type /dashboard in the URL, it sends you to the login page instead.</w:t>
+      </w:r>
+    </w:p>
+    <w:p>
+      <w:r>
+        <w:rPr>
+          <w:color w:val="707070"/>
+          <w:sz w:val="20"/>
+        </w:rPr>
+        <w:t>Result: ___ Pass     ___ Fail     Notes: ____________________</w:t>
+      </w:r>
+    </w:p>
+    <w:p>
+      <w:pPr>
+        <w:spacing w:before="240" w:after="40"/>
+      </w:pPr>
+      <w:r>
+        <w:rPr>
+          <w:b/>
+          <w:color w:val="2E7D5B"/>
+          <w:sz w:val="26"/>
+        </w:rPr>
+        <w:t>Test 6. Log back in</w:t>
+      </w:r>
+    </w:p>
+    <w:p>
+      <w:r>
+        <w:rPr>
+          <w:b/>
+          <w:sz w:val="22"/>
+        </w:rPr>
+        <w:t xml:space="preserve">👉 You do: </w:t>
+      </w:r>
+      <w:r>
+        <w:rPr>
+          <w:sz w:val="22"/>
+        </w:rPr>
+        <w:t>Click 'Sign in' on the landing page. Type ren_test and hello. Click 'Sign in'.</w:t>
+      </w:r>
+    </w:p>
+    <w:p>
+      <w:r>
+        <w:rPr>
+          <w:b/>
+          <w:sz w:val="22"/>
+        </w:rPr>
+        <w:t xml:space="preserve">👀 You should see: </w:t>
+      </w:r>
+      <w:r>
+        <w:rPr>
+          <w:sz w:val="22"/>
+        </w:rPr>
+        <w:t>You land on the dashboard.</w:t>
+      </w:r>
+    </w:p>
+    <w:p>
+      <w:r>
+        <w:rPr>
+          <w:color w:val="707070"/>
+          <w:sz w:val="20"/>
+        </w:rPr>
+        <w:t>Result: ___ Pass     ___ Fail     Notes: ____________________</w:t>
+      </w:r>
+    </w:p>
+    <w:p>
+      <w:pPr>
+        <w:spacing w:before="240" w:after="40"/>
+      </w:pPr>
+      <w:r>
+        <w:rPr>
+          <w:b/>
+          <w:color w:val="2E7D5B"/>
+          <w:sz w:val="26"/>
+        </w:rPr>
+        <w:t>Test 7. Wrong password fails</w:t>
+      </w:r>
+    </w:p>
+    <w:p>
+      <w:r>
+        <w:rPr>
+          <w:b/>
+          <w:sz w:val="22"/>
+        </w:rPr>
+        <w:t xml:space="preserve">👉 You do: </w:t>
+      </w:r>
+      <w:r>
+        <w:rPr>
+          <w:sz w:val="22"/>
+        </w:rPr>
+        <w:t>Sign out. Try to log in with username=ren_test, password=wrong.</w:t>
+      </w:r>
+    </w:p>
+    <w:p>
+      <w:r>
+        <w:rPr>
+          <w:b/>
+          <w:sz w:val="22"/>
+        </w:rPr>
+        <w:t xml:space="preserve">👀 You should see: </w:t>
+      </w:r>
+      <w:r>
+        <w:rPr>
+          <w:sz w:val="22"/>
+        </w:rPr>
+        <w:t>A red message saying invalid credentials. You stay on the login page.</w:t>
+      </w:r>
+    </w:p>
+    <w:p>
+      <w:r>
+        <w:rPr>
+          <w:color w:val="707070"/>
+          <w:sz w:val="20"/>
+        </w:rPr>
+        <w:t>Result: ___ Pass     ___ Fail     Notes: ____________________</w:t>
+      </w:r>
+    </w:p>
+    <w:p>
+      <w:pPr>
+        <w:spacing w:before="280" w:after="80"/>
+      </w:pPr>
+      <w:r>
+        <w:rPr>
+          <w:b/>
+          <w:color w:val="443C3C"/>
+          <w:sz w:val="36"/>
+        </w:rPr>
+        <w:t>C. The four hello questions</w:t>
+      </w:r>
+    </w:p>
+    <w:p>
+      <w:pPr>
+        <w:spacing w:before="240" w:after="40"/>
+      </w:pPr>
+      <w:r>
+        <w:rPr>
+          <w:b/>
+          <w:color w:val="2E7D5B"/>
+          <w:sz w:val="26"/>
+        </w:rPr>
+        <w:t>Test 8. Walk through all four steps</w:t>
+      </w:r>
+    </w:p>
+    <w:p>
+      <w:r>
+        <w:rPr>
+          <w:b/>
+          <w:sz w:val="22"/>
+        </w:rPr>
+        <w:t xml:space="preserve">👉 You do: </w:t>
+      </w:r>
+      <w:r>
+        <w:rPr>
+          <w:sz w:val="22"/>
+        </w:rPr>
+        <w:t>Sign up as a fresh person (kid_test / hello). Walk through: type a name + a one-line reason → Continue. Type a one-sentence intention → Continue. Pick two squares (like Stillness + Sleep) → Continue. On the last page, click 'Begin'.</w:t>
+      </w:r>
+    </w:p>
+    <w:p>
+      <w:r>
+        <w:rPr>
+          <w:b/>
+          <w:sz w:val="22"/>
+        </w:rPr>
+        <w:t xml:space="preserve">👀 You should see: </w:t>
+      </w:r>
+      <w:r>
+        <w:rPr>
+          <w:sz w:val="22"/>
+        </w:rPr>
+        <w:t>You land on the dashboard. Your one-sentence intention is quoted on the dashboard.</w:t>
+      </w:r>
+    </w:p>
+    <w:p>
+      <w:r>
+        <w:rPr>
+          <w:color w:val="707070"/>
+          <w:sz w:val="20"/>
+        </w:rPr>
+        <w:t>Result: ___ Pass     ___ Fail     Notes: ____________________</w:t>
       </w:r>
     </w:p>
     <w:p>
@@ -404,7 +713,7 @@
       <w:r>
         <w:drawing>
           <wp:inline xmlns:a="http://schemas.openxmlformats.org/drawingml/2006/main" xmlns:pic="http://schemas.openxmlformats.org/drawingml/2006/picture">
-            <wp:extent cx="5486400" cy="2865600"/>
+            <wp:extent cx="5303520" cy="2770080"/>
             <wp:docPr id="3" name="Picture 3"/>
             <wp:cNvGraphicFramePr>
               <a:graphicFrameLocks noChangeAspect="1"/>
@@ -425,7 +734,7 @@
                   <pic:spPr>
                     <a:xfrm>
                       <a:off x="0" y="0"/>
-                      <a:ext cx="5486400" cy="2865600"/>
+                      <a:ext cx="5303520" cy="2770080"/>
                     </a:xfrm>
                     <a:prstGeom prst="rect"/>
                   </pic:spPr>
@@ -446,7 +755,7 @@
           <w:color w:val="707070"/>
           <w:sz w:val="20"/>
         </w:rPr>
-        <w:t>The welcome step (step 1 of 4).</w:t>
+        <w:t>The first welcome step.</w:t>
       </w:r>
     </w:p>
     <w:p>
@@ -459,7 +768,7 @@
           <w:color w:val="2E7D5B"/>
           <w:sz w:val="26"/>
         </w:rPr>
-        <w:t>Step 5. Walk through the four welcome steps</w:t>
+        <w:t>Test 9. Skip works</w:t>
       </w:r>
     </w:p>
     <w:p>
@@ -474,7 +783,7 @@
         <w:rPr>
           <w:sz w:val="22"/>
         </w:rPr>
-        <w:t>Type a friendly name. Click Continue. Write a one-line reason (like 'Just curious'). Click Continue. Pick up to four focus areas (try 'Stillness' and 'Sleep'). Click Continue. Read the final 'Ready when you are' page and click Begin.</w:t>
+        <w:t>Sign up as another fresh person. On the welcome page, immediately click 'Skip for now →' in the top right.</w:t>
       </w:r>
     </w:p>
     <w:p>
@@ -489,7 +798,16 @@
         <w:rPr>
           <w:sz w:val="22"/>
         </w:rPr>
-        <w:t>Each step fades in gently. You can press 'Skip for now →' in the top right at any time. When you press 'Begin' you land on the Dashboard.</w:t>
+        <w:t>You land on the dashboard. No questions asked again next time.</w:t>
+      </w:r>
+    </w:p>
+    <w:p>
+      <w:r>
+        <w:rPr>
+          <w:color w:val="707070"/>
+          <w:sz w:val="20"/>
+        </w:rPr>
+        <w:t>Result: ___ Pass     ___ Fail     Notes: ____________________</w:t>
       </w:r>
     </w:p>
     <w:p>
@@ -502,7 +820,7 @@
           <w:color w:val="2E7D5B"/>
           <w:sz w:val="26"/>
         </w:rPr>
-        <w:t>Step 6. Read your dashboard</w:t>
+        <w:t>Test 10. Cannot revisit onboarding</w:t>
       </w:r>
     </w:p>
     <w:p>
@@ -517,7 +835,7 @@
         <w:rPr>
           <w:sz w:val="22"/>
         </w:rPr>
-        <w:t>Look at the page.</w:t>
+        <w:t>After Test 8 or 9, try typing /onboarding in the URL bar and press Enter.</w:t>
       </w:r>
     </w:p>
     <w:p>
@@ -532,7 +850,81 @@
         <w:rPr>
           <w:sz w:val="22"/>
         </w:rPr>
-        <w:t>You see a greeting like 'Good morning, Ren.' and your intention quoted underneath. Below is a card called 'Three small steps' (Arrive, Notice, Reflect) — these are today's gentle nudges. Below that, a featured journey, your 'inner weather' stats, and 'Paths for you' tuned to what you picked.</w:t>
+        <w:t>The app sends you back to the dashboard. You only see those questions once.</w:t>
+      </w:r>
+    </w:p>
+    <w:p>
+      <w:r>
+        <w:rPr>
+          <w:color w:val="707070"/>
+          <w:sz w:val="20"/>
+        </w:rPr>
+        <w:t>Result: ___ Pass     ___ Fail     Notes: ____________________</w:t>
+      </w:r>
+    </w:p>
+    <w:p>
+      <w:pPr>
+        <w:spacing w:before="280" w:after="80"/>
+      </w:pPr>
+      <w:r>
+        <w:rPr>
+          <w:b/>
+          <w:color w:val="443C3C"/>
+          <w:sz w:val="36"/>
+        </w:rPr>
+        <w:t>D. Dashboard (three small steps)</w:t>
+      </w:r>
+    </w:p>
+    <w:p>
+      <w:pPr>
+        <w:spacing w:before="240" w:after="40"/>
+      </w:pPr>
+      <w:r>
+        <w:rPr>
+          <w:b/>
+          <w:color w:val="2E7D5B"/>
+          <w:sz w:val="26"/>
+        </w:rPr>
+        <w:t>Test 11. Dashboard shows three steps</w:t>
+      </w:r>
+    </w:p>
+    <w:p>
+      <w:r>
+        <w:rPr>
+          <w:b/>
+          <w:sz w:val="22"/>
+        </w:rPr>
+        <w:t xml:space="preserve">👉 You do: </w:t>
+      </w:r>
+      <w:r>
+        <w:rPr>
+          <w:sz w:val="22"/>
+        </w:rPr>
+        <w:t>Open /dashboard.</w:t>
+      </w:r>
+    </w:p>
+    <w:p>
+      <w:r>
+        <w:rPr>
+          <w:b/>
+          <w:sz w:val="22"/>
+        </w:rPr>
+        <w:t xml:space="preserve">👀 You should see: </w:t>
+      </w:r>
+      <w:r>
+        <w:rPr>
+          <w:sz w:val="22"/>
+        </w:rPr>
+        <w:t>A greeting, then a card with three small steps: Arrive, Notice, Reflect. All three start with no gold check.</w:t>
+      </w:r>
+    </w:p>
+    <w:p>
+      <w:r>
+        <w:rPr>
+          <w:color w:val="707070"/>
+          <w:sz w:val="20"/>
+        </w:rPr>
+        <w:t>Result: ___ Pass     ___ Fail     Notes: ____________________</w:t>
       </w:r>
     </w:p>
     <w:p>
@@ -542,7 +934,7 @@
       <w:r>
         <w:drawing>
           <wp:inline xmlns:a="http://schemas.openxmlformats.org/drawingml/2006/main" xmlns:pic="http://schemas.openxmlformats.org/drawingml/2006/picture">
-            <wp:extent cx="5486400" cy="3205440"/>
+            <wp:extent cx="5303520" cy="3098592"/>
             <wp:docPr id="4" name="Picture 4"/>
             <wp:cNvGraphicFramePr>
               <a:graphicFrameLocks noChangeAspect="1"/>
@@ -563,7 +955,7 @@
                   <pic:spPr>
                     <a:xfrm>
                       <a:off x="0" y="0"/>
-                      <a:ext cx="5486400" cy="3205440"/>
+                      <a:ext cx="5303520" cy="3098592"/>
                     </a:xfrm>
                     <a:prstGeom prst="rect"/>
                   </pic:spPr>
@@ -597,7 +989,7 @@
           <w:color w:val="2E7D5B"/>
           <w:sz w:val="26"/>
         </w:rPr>
-        <w:t>Step 7. Open the Companion (Step 1 — Arrive)</w:t>
+        <w:t>Test 12. Step 1 ticks after a Companion message</w:t>
       </w:r>
     </w:p>
     <w:p>
@@ -612,7 +1004,7 @@
         <w:rPr>
           <w:sz w:val="22"/>
         </w:rPr>
-        <w:t>Click the 'Open companion' link on the first small-step card. (Or click 'Companion' in the left sidebar.)</w:t>
+        <w:t>Click 'Open companion' on the Arrive step. Send any message. Then click 'Today' in the sidebar.</w:t>
       </w:r>
     </w:p>
     <w:p>
@@ -627,7 +1019,133 @@
         <w:rPr>
           <w:sz w:val="22"/>
         </w:rPr>
-        <w:t>An empty chat with the headline 'I'm here.' and four friendly starter sentences you can tap. Below is a text box to type your own message.</w:t>
+        <w:t>Step 1 — Arrive shows a gold check now.</w:t>
+      </w:r>
+    </w:p>
+    <w:p>
+      <w:r>
+        <w:rPr>
+          <w:color w:val="707070"/>
+          <w:sz w:val="20"/>
+        </w:rPr>
+        <w:t>Result: ___ Pass     ___ Fail     Notes: ____________________</w:t>
+      </w:r>
+    </w:p>
+    <w:p>
+      <w:pPr>
+        <w:spacing w:before="240" w:after="40"/>
+      </w:pPr>
+      <w:r>
+        <w:rPr>
+          <w:b/>
+          <w:color w:val="2E7D5B"/>
+          <w:sz w:val="26"/>
+        </w:rPr>
+        <w:t>Test 13. Step 3 ticks after a reflection</w:t>
+      </w:r>
+    </w:p>
+    <w:p>
+      <w:r>
+        <w:rPr>
+          <w:b/>
+          <w:sz w:val="22"/>
+        </w:rPr>
+        <w:t xml:space="preserve">👉 You do: </w:t>
+      </w:r>
+      <w:r>
+        <w:rPr>
+          <w:sz w:val="22"/>
+        </w:rPr>
+        <w:t>Click 'Reflect' in the sidebar. 'New reflection'. Type 'Hello, brain.' Click 'Save reflection'. Return to the dashboard.</w:t>
+      </w:r>
+    </w:p>
+    <w:p>
+      <w:r>
+        <w:rPr>
+          <w:b/>
+          <w:sz w:val="22"/>
+        </w:rPr>
+        <w:t xml:space="preserve">👀 You should see: </w:t>
+      </w:r>
+      <w:r>
+        <w:rPr>
+          <w:sz w:val="22"/>
+        </w:rPr>
+        <w:t>Step 3 — Reflect shows a gold check.</w:t>
+      </w:r>
+    </w:p>
+    <w:p>
+      <w:r>
+        <w:rPr>
+          <w:color w:val="707070"/>
+          <w:sz w:val="20"/>
+        </w:rPr>
+        <w:t>Result: ___ Pass     ___ Fail     Notes: ____________________</w:t>
+      </w:r>
+    </w:p>
+    <w:p>
+      <w:pPr>
+        <w:spacing w:before="280" w:after="80"/>
+      </w:pPr>
+      <w:r>
+        <w:rPr>
+          <w:b/>
+          <w:color w:val="443C3C"/>
+          <w:sz w:val="36"/>
+        </w:rPr>
+        <w:t>E. Companion</w:t>
+      </w:r>
+    </w:p>
+    <w:p>
+      <w:pPr>
+        <w:spacing w:before="240" w:after="40"/>
+      </w:pPr>
+      <w:r>
+        <w:rPr>
+          <w:b/>
+          <w:color w:val="2E7D5B"/>
+          <w:sz w:val="26"/>
+        </w:rPr>
+        <w:t>Test 14. Companion page loads empty</w:t>
+      </w:r>
+    </w:p>
+    <w:p>
+      <w:r>
+        <w:rPr>
+          <w:b/>
+          <w:sz w:val="22"/>
+        </w:rPr>
+        <w:t xml:space="preserve">👉 You do: </w:t>
+      </w:r>
+      <w:r>
+        <w:rPr>
+          <w:sz w:val="22"/>
+        </w:rPr>
+        <w:t>Click 'Companion' in the sidebar (in a brand-new account that hasn't used it).</w:t>
+      </w:r>
+    </w:p>
+    <w:p>
+      <w:r>
+        <w:rPr>
+          <w:b/>
+          <w:sz w:val="22"/>
+        </w:rPr>
+        <w:t xml:space="preserve">👀 You should see: </w:t>
+      </w:r>
+      <w:r>
+        <w:rPr>
+          <w:sz w:val="22"/>
+        </w:rPr>
+        <w:t>The words 'I'm here.' in the middle. Four soft starter sentences as buttons. A text box at the bottom.</w:t>
+      </w:r>
+    </w:p>
+    <w:p>
+      <w:r>
+        <w:rPr>
+          <w:color w:val="707070"/>
+          <w:sz w:val="20"/>
+        </w:rPr>
+        <w:t>Result: ___ Pass     ___ Fail     Notes: ____________________</w:t>
       </w:r>
     </w:p>
     <w:p>
@@ -637,7 +1155,7 @@
       <w:r>
         <w:drawing>
           <wp:inline xmlns:a="http://schemas.openxmlformats.org/drawingml/2006/main" xmlns:pic="http://schemas.openxmlformats.org/drawingml/2006/picture">
-            <wp:extent cx="5486400" cy="2683192"/>
+            <wp:extent cx="5303520" cy="2593753"/>
             <wp:docPr id="5" name="Picture 5"/>
             <wp:cNvGraphicFramePr>
               <a:graphicFrameLocks noChangeAspect="1"/>
@@ -658,7 +1176,7 @@
                   <pic:spPr>
                     <a:xfrm>
                       <a:off x="0" y="0"/>
-                      <a:ext cx="5486400" cy="2683192"/>
+                      <a:ext cx="5303520" cy="2593753"/>
                     </a:xfrm>
                     <a:prstGeom prst="rect"/>
                   </pic:spPr>
@@ -692,7 +1210,7 @@
           <w:color w:val="2E7D5B"/>
           <w:sz w:val="26"/>
         </w:rPr>
-        <w:t>Step 8. Talk to the Companion</w:t>
+        <w:t>Test 15. Click a starter sentence</w:t>
       </w:r>
     </w:p>
     <w:p>
@@ -707,7 +1225,7 @@
         <w:rPr>
           <w:sz w:val="22"/>
         </w:rPr>
-        <w:t>Click a starter sentence (or type one and press Enter).</w:t>
+        <w:t>Click any of the four starters.</w:t>
       </w:r>
     </w:p>
     <w:p>
@@ -722,7 +1240,16 @@
         <w:rPr>
           <w:sz w:val="22"/>
         </w:rPr>
-        <w:t>Your message appears on the right in a peach bubble. After a moment, the Companion replies on the left. Below the reply is a card with 'A question to sit with' — that's your suggested reflection.</w:t>
+        <w:t>Your message appears in a peach bubble on the right. Three little dots animate (the Companion is thinking). Within a few seconds, a reply appears in a soft cream bubble on the left.</w:t>
+      </w:r>
+    </w:p>
+    <w:p>
+      <w:r>
+        <w:rPr>
+          <w:color w:val="707070"/>
+          <w:sz w:val="20"/>
+        </w:rPr>
+        <w:t>Result: ___ Pass     ___ Fail     Notes: ____________________</w:t>
       </w:r>
     </w:p>
     <w:p>
@@ -735,7 +1262,7 @@
           <w:color w:val="2E7D5B"/>
           <w:sz w:val="26"/>
         </w:rPr>
-        <w:t>Step 9. Test the safety net (carefully)</w:t>
+        <w:t>Test 16. Type your own message</w:t>
       </w:r>
     </w:p>
     <w:p>
@@ -750,7 +1277,7 @@
         <w:rPr>
           <w:sz w:val="22"/>
         </w:rPr>
-        <w:t>Type a message with crisis words in it, like: 'honestly I want to die tonight'. Press Enter.</w:t>
+        <w:t>In the text box, type 'I feel a little tired today.' Press Enter.</w:t>
       </w:r>
     </w:p>
     <w:p>
@@ -765,7 +1292,68 @@
         <w:rPr>
           <w:sz w:val="22"/>
         </w:rPr>
-        <w:t>A rose-colored card appears with helplines for India, US/Canada, UK, and a global directory. The Companion still replies kindly. This card only appears for very direct words — gentle/oblique sadness does NOT trigger it (that's on purpose).</w:t>
+        <w:t>Your message appears, then a kind reply. Often a small box also appears with 'A question to sit with' and a question.</w:t>
+      </w:r>
+    </w:p>
+    <w:p>
+      <w:r>
+        <w:rPr>
+          <w:color w:val="707070"/>
+          <w:sz w:val="20"/>
+        </w:rPr>
+        <w:t>Result: ___ Pass     ___ Fail     Notes: ____________________</w:t>
+      </w:r>
+    </w:p>
+    <w:p>
+      <w:pPr>
+        <w:spacing w:before="240" w:after="40"/>
+      </w:pPr>
+      <w:r>
+        <w:rPr>
+          <w:b/>
+          <w:color w:val="2E7D5B"/>
+          <w:sz w:val="26"/>
+        </w:rPr>
+        <w:t>Test 17. The safety card appears for serious words</w:t>
+      </w:r>
+    </w:p>
+    <w:p>
+      <w:r>
+        <w:rPr>
+          <w:b/>
+          <w:sz w:val="22"/>
+        </w:rPr>
+        <w:t xml:space="preserve">👉 You do: </w:t>
+      </w:r>
+      <w:r>
+        <w:rPr>
+          <w:sz w:val="22"/>
+        </w:rPr>
+        <w:t>Type a message with crisis words, like 'I want to die tonight'. Press Enter. (This is a test — we're checking the safety net works.)</w:t>
+      </w:r>
+    </w:p>
+    <w:p>
+      <w:r>
+        <w:rPr>
+          <w:b/>
+          <w:sz w:val="22"/>
+        </w:rPr>
+        <w:t xml:space="preserve">👀 You should see: </w:t>
+      </w:r>
+      <w:r>
+        <w:rPr>
+          <w:sz w:val="22"/>
+        </w:rPr>
+        <w:t>A rose-pink card with phone numbers for India, US/Canada, UK, and a global website. The Companion still replies kindly.</w:t>
+      </w:r>
+    </w:p>
+    <w:p>
+      <w:r>
+        <w:rPr>
+          <w:color w:val="707070"/>
+          <w:sz w:val="20"/>
+        </w:rPr>
+        <w:t>Result: ___ Pass     ___ Fail     Notes: ____________________</w:t>
       </w:r>
     </w:p>
     <w:p>
@@ -775,7 +1363,7 @@
       <w:r>
         <w:drawing>
           <wp:inline xmlns:a="http://schemas.openxmlformats.org/drawingml/2006/main" xmlns:pic="http://schemas.openxmlformats.org/drawingml/2006/picture">
-            <wp:extent cx="5486400" cy="2683192"/>
+            <wp:extent cx="5303520" cy="2593753"/>
             <wp:docPr id="6" name="Picture 6"/>
             <wp:cNvGraphicFramePr>
               <a:graphicFrameLocks noChangeAspect="1"/>
@@ -796,7 +1384,7 @@
                   <pic:spPr>
                     <a:xfrm>
                       <a:off x="0" y="0"/>
-                      <a:ext cx="5486400" cy="2683192"/>
+                      <a:ext cx="5303520" cy="2593753"/>
                     </a:xfrm>
                     <a:prstGeom prst="rect"/>
                   </pic:spPr>
@@ -817,7 +1405,7 @@
           <w:color w:val="707070"/>
           <w:sz w:val="20"/>
         </w:rPr>
-        <w:t>The crisis safety card.</w:t>
+        <w:t>The safety card.</w:t>
       </w:r>
     </w:p>
     <w:p>
@@ -830,7 +1418,7 @@
           <w:color w:val="2E7D5B"/>
           <w:sz w:val="26"/>
         </w:rPr>
-        <w:t>Step 10. Write a reflection (Step 3 — Reflect)</w:t>
+        <w:t>Test 18. Safety card does NOT appear for soft sad words</w:t>
       </w:r>
     </w:p>
     <w:p>
@@ -845,7 +1433,7 @@
         <w:rPr>
           <w:sz w:val="22"/>
         </w:rPr>
-        <w:t>Go to /reflect/new (or click 'Reflect' in the sidebar, then 'New reflection'). Type one sentence. Tap a mood (like 'hopeful'). Drag the intensity slider. Click 'Save reflection'.</w:t>
+        <w:t>In a new conversation or new account, type 'I feel a bit lonely tonight.' Press Enter.</w:t>
       </w:r>
     </w:p>
     <w:p>
@@ -860,7 +1448,81 @@
         <w:rPr>
           <w:sz w:val="22"/>
         </w:rPr>
-        <w:t>You land on the Reflect home page. The four stats at the top now show Reflections: 1, Day streak: 1, Most-present: hopeful, Avg. intensity: 5. Today's chip in the '30 days' row is colored. Your entry shows in the journal.</w:t>
+        <w:t>The Companion replies kindly. NO pink safety card appears. (That's on purpose — the safety net is for very direct words only.)</w:t>
+      </w:r>
+    </w:p>
+    <w:p>
+      <w:r>
+        <w:rPr>
+          <w:color w:val="707070"/>
+          <w:sz w:val="20"/>
+        </w:rPr>
+        <w:t>Result: ___ Pass     ___ Fail     Notes: ____________________</w:t>
+      </w:r>
+    </w:p>
+    <w:p>
+      <w:pPr>
+        <w:spacing w:before="280" w:after="80"/>
+      </w:pPr>
+      <w:r>
+        <w:rPr>
+          <w:b/>
+          <w:color w:val="443C3C"/>
+          <w:sz w:val="36"/>
+        </w:rPr>
+        <w:t>F. Stories</w:t>
+      </w:r>
+    </w:p>
+    <w:p>
+      <w:pPr>
+        <w:spacing w:before="240" w:after="40"/>
+      </w:pPr>
+      <w:r>
+        <w:rPr>
+          <w:b/>
+          <w:color w:val="2E7D5B"/>
+          <w:sz w:val="26"/>
+        </w:rPr>
+        <w:t>Test 19. Library shows series</w:t>
+      </w:r>
+    </w:p>
+    <w:p>
+      <w:r>
+        <w:rPr>
+          <w:b/>
+          <w:sz w:val="22"/>
+        </w:rPr>
+        <w:t xml:space="preserve">👉 You do: </w:t>
+      </w:r>
+      <w:r>
+        <w:rPr>
+          <w:sz w:val="22"/>
+        </w:rPr>
+        <w:t>Click 'Stories' in the sidebar.</w:t>
+      </w:r>
+    </w:p>
+    <w:p>
+      <w:r>
+        <w:rPr>
+          <w:b/>
+          <w:sz w:val="22"/>
+        </w:rPr>
+        <w:t xml:space="preserve">👀 You should see: </w:t>
+      </w:r>
+      <w:r>
+        <w:rPr>
+          <w:sz w:val="22"/>
+        </w:rPr>
+        <w:t>A page called 'The library.' with three groups: emotional intelligence, growth, meditation. Each group has at least one card with a cover picture.</w:t>
+      </w:r>
+    </w:p>
+    <w:p>
+      <w:r>
+        <w:rPr>
+          <w:color w:val="707070"/>
+          <w:sz w:val="20"/>
+        </w:rPr>
+        <w:t>Result: ___ Pass     ___ Fail     Notes: ____________________</w:t>
       </w:r>
     </w:p>
     <w:p>
@@ -870,8 +1532,489 @@
       <w:r>
         <w:drawing>
           <wp:inline xmlns:a="http://schemas.openxmlformats.org/drawingml/2006/main" xmlns:pic="http://schemas.openxmlformats.org/drawingml/2006/picture">
-            <wp:extent cx="5486400" cy="2683192"/>
+            <wp:extent cx="5303520" cy="3847488"/>
             <wp:docPr id="7" name="Picture 7"/>
+            <wp:cNvGraphicFramePr>
+              <a:graphicFrameLocks noChangeAspect="1"/>
+            </wp:cNvGraphicFramePr>
+            <a:graphic>
+              <a:graphicData uri="http://schemas.openxmlformats.org/drawingml/2006/picture">
+                <pic:pic>
+                  <pic:nvPicPr>
+                    <pic:cNvPr id="0" name="10-stories-library.png"/>
+                    <pic:cNvPicPr/>
+                  </pic:nvPicPr>
+                  <pic:blipFill>
+                    <a:blip r:embed="rId15"/>
+                    <a:stretch>
+                      <a:fillRect/>
+                    </a:stretch>
+                  </pic:blipFill>
+                  <pic:spPr>
+                    <a:xfrm>
+                      <a:off x="0" y="0"/>
+                      <a:ext cx="5303520" cy="3847488"/>
+                    </a:xfrm>
+                    <a:prstGeom prst="rect"/>
+                  </pic:spPr>
+                </pic:pic>
+              </a:graphicData>
+            </a:graphic>
+          </wp:inline>
+        </w:drawing>
+      </w:r>
+    </w:p>
+    <w:p>
+      <w:pPr>
+        <w:jc w:val="center"/>
+      </w:pPr>
+      <w:r>
+        <w:rPr>
+          <w:i/>
+          <w:color w:val="707070"/>
+          <w:sz w:val="20"/>
+        </w:rPr>
+        <w:t>The library page.</w:t>
+      </w:r>
+    </w:p>
+    <w:p>
+      <w:pPr>
+        <w:spacing w:before="240" w:after="40"/>
+      </w:pPr>
+      <w:r>
+        <w:rPr>
+          <w:b/>
+          <w:color w:val="2E7D5B"/>
+          <w:sz w:val="26"/>
+        </w:rPr>
+        <w:t>Test 20. Open a series</w:t>
+      </w:r>
+    </w:p>
+    <w:p>
+      <w:r>
+        <w:rPr>
+          <w:b/>
+          <w:sz w:val="22"/>
+        </w:rPr>
+        <w:t xml:space="preserve">👉 You do: </w:t>
+      </w:r>
+      <w:r>
+        <w:rPr>
+          <w:sz w:val="22"/>
+        </w:rPr>
+        <w:t>Click any series cover (try 'Still Mind').</w:t>
+      </w:r>
+    </w:p>
+    <w:p>
+      <w:r>
+        <w:rPr>
+          <w:b/>
+          <w:sz w:val="22"/>
+        </w:rPr>
+        <w:t xml:space="preserve">👀 You should see: </w:t>
+      </w:r>
+      <w:r>
+        <w:rPr>
+          <w:sz w:val="22"/>
+        </w:rPr>
+        <w:t>The series page with a cover, a description, and a list of episodes with durations.</w:t>
+      </w:r>
+    </w:p>
+    <w:p>
+      <w:r>
+        <w:rPr>
+          <w:color w:val="707070"/>
+          <w:sz w:val="20"/>
+        </w:rPr>
+        <w:t>Result: ___ Pass     ___ Fail     Notes: ____________________</w:t>
+      </w:r>
+    </w:p>
+    <w:p>
+      <w:pPr>
+        <w:jc w:val="center"/>
+      </w:pPr>
+      <w:r>
+        <w:drawing>
+          <wp:inline xmlns:a="http://schemas.openxmlformats.org/drawingml/2006/main" xmlns:pic="http://schemas.openxmlformats.org/drawingml/2006/picture">
+            <wp:extent cx="5303520" cy="2593753"/>
+            <wp:docPr id="8" name="Picture 8"/>
+            <wp:cNvGraphicFramePr>
+              <a:graphicFrameLocks noChangeAspect="1"/>
+            </wp:cNvGraphicFramePr>
+            <a:graphic>
+              <a:graphicData uri="http://schemas.openxmlformats.org/drawingml/2006/picture">
+                <pic:pic>
+                  <pic:nvPicPr>
+                    <pic:cNvPr id="0" name="11-series-page.png"/>
+                    <pic:cNvPicPr/>
+                  </pic:nvPicPr>
+                  <pic:blipFill>
+                    <a:blip r:embed="rId16"/>
+                    <a:stretch>
+                      <a:fillRect/>
+                    </a:stretch>
+                  </pic:blipFill>
+                  <pic:spPr>
+                    <a:xfrm>
+                      <a:off x="0" y="0"/>
+                      <a:ext cx="5303520" cy="2593753"/>
+                    </a:xfrm>
+                    <a:prstGeom prst="rect"/>
+                  </pic:spPr>
+                </pic:pic>
+              </a:graphicData>
+            </a:graphic>
+          </wp:inline>
+        </w:drawing>
+      </w:r>
+    </w:p>
+    <w:p>
+      <w:pPr>
+        <w:jc w:val="center"/>
+      </w:pPr>
+      <w:r>
+        <w:rPr>
+          <w:i/>
+          <w:color w:val="707070"/>
+          <w:sz w:val="20"/>
+        </w:rPr>
+        <w:t>Inside a series.</w:t>
+      </w:r>
+    </w:p>
+    <w:p>
+      <w:pPr>
+        <w:spacing w:before="240" w:after="40"/>
+      </w:pPr>
+      <w:r>
+        <w:rPr>
+          <w:b/>
+          <w:color w:val="2E7D5B"/>
+          <w:sz w:val="26"/>
+        </w:rPr>
+        <w:t>Test 21. Play an episode</w:t>
+      </w:r>
+    </w:p>
+    <w:p>
+      <w:r>
+        <w:rPr>
+          <w:b/>
+          <w:sz w:val="22"/>
+        </w:rPr>
+        <w:t xml:space="preserve">👉 You do: </w:t>
+      </w:r>
+      <w:r>
+        <w:rPr>
+          <w:sz w:val="22"/>
+        </w:rPr>
+        <w:t>Click any episode. Click the play button on the video.</w:t>
+      </w:r>
+    </w:p>
+    <w:p>
+      <w:r>
+        <w:rPr>
+          <w:b/>
+          <w:sz w:val="22"/>
+        </w:rPr>
+        <w:t xml:space="preserve">👀 You should see: </w:t>
+      </w:r>
+      <w:r>
+        <w:rPr>
+          <w:sz w:val="22"/>
+        </w:rPr>
+        <w:t>The video starts playing. Below the video, a quiet box with 'A question for after' and a question.</w:t>
+      </w:r>
+    </w:p>
+    <w:p>
+      <w:r>
+        <w:rPr>
+          <w:color w:val="707070"/>
+          <w:sz w:val="20"/>
+        </w:rPr>
+        <w:t>Result: ___ Pass     ___ Fail     Notes: ____________________</w:t>
+      </w:r>
+    </w:p>
+    <w:p>
+      <w:pPr>
+        <w:spacing w:before="240" w:after="40"/>
+      </w:pPr>
+      <w:r>
+        <w:rPr>
+          <w:b/>
+          <w:color w:val="2E7D5B"/>
+          <w:sz w:val="26"/>
+        </w:rPr>
+        <w:t>Test 22. Pause + leave + come back resumes</w:t>
+      </w:r>
+    </w:p>
+    <w:p>
+      <w:r>
+        <w:rPr>
+          <w:b/>
+          <w:sz w:val="22"/>
+        </w:rPr>
+        <w:t xml:space="preserve">👉 You do: </w:t>
+      </w:r>
+      <w:r>
+        <w:rPr>
+          <w:sz w:val="22"/>
+        </w:rPr>
+        <w:t>Let the video play for 30 seconds. Pause. Click 'Stories' in the sidebar. Then click the same episode again.</w:t>
+      </w:r>
+    </w:p>
+    <w:p>
+      <w:r>
+        <w:rPr>
+          <w:b/>
+          <w:sz w:val="22"/>
+        </w:rPr>
+        <w:t xml:space="preserve">👀 You should see: </w:t>
+      </w:r>
+      <w:r>
+        <w:rPr>
+          <w:sz w:val="22"/>
+        </w:rPr>
+        <w:t>The video starts playing NEAR WHERE YOU STOPPED — not from the very beginning.</w:t>
+      </w:r>
+    </w:p>
+    <w:p>
+      <w:r>
+        <w:rPr>
+          <w:color w:val="707070"/>
+          <w:sz w:val="20"/>
+        </w:rPr>
+        <w:t>Result: ___ Pass     ___ Fail     Notes: ____________________</w:t>
+      </w:r>
+    </w:p>
+    <w:p>
+      <w:pPr>
+        <w:spacing w:before="240" w:after="40"/>
+      </w:pPr>
+      <w:r>
+        <w:rPr>
+          <w:b/>
+          <w:color w:val="2E7D5B"/>
+          <w:sz w:val="26"/>
+        </w:rPr>
+        <w:t>Test 23. Continue watching row appears</w:t>
+      </w:r>
+    </w:p>
+    <w:p>
+      <w:r>
+        <w:rPr>
+          <w:b/>
+          <w:sz w:val="22"/>
+        </w:rPr>
+        <w:t xml:space="preserve">👉 You do: </w:t>
+      </w:r>
+      <w:r>
+        <w:rPr>
+          <w:sz w:val="22"/>
+        </w:rPr>
+        <w:t>After Test 22, click 'Stories' in the sidebar.</w:t>
+      </w:r>
+    </w:p>
+    <w:p>
+      <w:r>
+        <w:rPr>
+          <w:b/>
+          <w:sz w:val="22"/>
+        </w:rPr>
+        <w:t xml:space="preserve">👀 You should see: </w:t>
+      </w:r>
+      <w:r>
+        <w:rPr>
+          <w:sz w:val="22"/>
+        </w:rPr>
+        <w:t>At the very top of the page, a row called 'Continue watching' with your episode. There's a gold bar showing how much you've watched and 'resume' text.</w:t>
+      </w:r>
+    </w:p>
+    <w:p>
+      <w:r>
+        <w:rPr>
+          <w:color w:val="707070"/>
+          <w:sz w:val="20"/>
+        </w:rPr>
+        <w:t>Result: ___ Pass     ___ Fail     Notes: ____________________</w:t>
+      </w:r>
+    </w:p>
+    <w:p>
+      <w:pPr>
+        <w:spacing w:before="240" w:after="40"/>
+      </w:pPr>
+      <w:r>
+        <w:rPr>
+          <w:b/>
+          <w:color w:val="2E7D5B"/>
+          <w:sz w:val="26"/>
+        </w:rPr>
+        <w:t>Test 24. Write a reflection from an episode</w:t>
+      </w:r>
+    </w:p>
+    <w:p>
+      <w:r>
+        <w:rPr>
+          <w:b/>
+          <w:sz w:val="22"/>
+        </w:rPr>
+        <w:t xml:space="preserve">👉 You do: </w:t>
+      </w:r>
+      <w:r>
+        <w:rPr>
+          <w:sz w:val="22"/>
+        </w:rPr>
+        <w:t>Open an episode. Below the video, click 'Write a reflection'. Type a sentence. 'Save reflection'.</w:t>
+      </w:r>
+    </w:p>
+    <w:p>
+      <w:r>
+        <w:rPr>
+          <w:b/>
+          <w:sz w:val="22"/>
+        </w:rPr>
+        <w:t xml:space="preserve">👀 You should see: </w:t>
+      </w:r>
+      <w:r>
+        <w:rPr>
+          <w:sz w:val="22"/>
+        </w:rPr>
+        <w:t>A green 'Saved.' line with a link to the journal. Click 'Reflect' in the sidebar — the new entry is there.</w:t>
+      </w:r>
+    </w:p>
+    <w:p>
+      <w:r>
+        <w:rPr>
+          <w:color w:val="707070"/>
+          <w:sz w:val="20"/>
+        </w:rPr>
+        <w:t>Result: ___ Pass     ___ Fail     Notes: ____________________</w:t>
+      </w:r>
+    </w:p>
+    <w:p>
+      <w:pPr>
+        <w:spacing w:before="280" w:after="80"/>
+      </w:pPr>
+      <w:r>
+        <w:rPr>
+          <w:b/>
+          <w:color w:val="443C3C"/>
+          <w:sz w:val="36"/>
+        </w:rPr>
+        <w:t>G. Reflect (journal + map)</w:t>
+      </w:r>
+    </w:p>
+    <w:p>
+      <w:pPr>
+        <w:spacing w:before="240" w:after="40"/>
+      </w:pPr>
+      <w:r>
+        <w:rPr>
+          <w:b/>
+          <w:color w:val="2E7D5B"/>
+          <w:sz w:val="26"/>
+        </w:rPr>
+        <w:t>Test 25. Empty journal looks gentle</w:t>
+      </w:r>
+    </w:p>
+    <w:p>
+      <w:r>
+        <w:rPr>
+          <w:b/>
+          <w:sz w:val="22"/>
+        </w:rPr>
+        <w:t xml:space="preserve">👉 You do: </w:t>
+      </w:r>
+      <w:r>
+        <w:rPr>
+          <w:sz w:val="22"/>
+        </w:rPr>
+        <w:t>Sign up as a brand-new person, skip onboarding, and click 'Reflect'.</w:t>
+      </w:r>
+    </w:p>
+    <w:p>
+      <w:r>
+        <w:rPr>
+          <w:b/>
+          <w:sz w:val="22"/>
+        </w:rPr>
+        <w:t xml:space="preserve">👀 You should see: </w:t>
+      </w:r>
+      <w:r>
+        <w:rPr>
+          <w:sz w:val="22"/>
+        </w:rPr>
+        <w:t>Stats all say zero or '—'. The journal area says 'Nothing yet. The first sentence is the hardest.'</w:t>
+      </w:r>
+    </w:p>
+    <w:p>
+      <w:r>
+        <w:rPr>
+          <w:color w:val="707070"/>
+          <w:sz w:val="20"/>
+        </w:rPr>
+        <w:t>Result: ___ Pass     ___ Fail     Notes: ____________________</w:t>
+      </w:r>
+    </w:p>
+    <w:p>
+      <w:pPr>
+        <w:spacing w:before="240" w:after="40"/>
+      </w:pPr>
+      <w:r>
+        <w:rPr>
+          <w:b/>
+          <w:color w:val="2E7D5B"/>
+          <w:sz w:val="26"/>
+        </w:rPr>
+        <w:t>Test 26. Write a reflection</w:t>
+      </w:r>
+    </w:p>
+    <w:p>
+      <w:r>
+        <w:rPr>
+          <w:b/>
+          <w:sz w:val="22"/>
+        </w:rPr>
+        <w:t xml:space="preserve">👉 You do: </w:t>
+      </w:r>
+      <w:r>
+        <w:rPr>
+          <w:sz w:val="22"/>
+        </w:rPr>
+        <w:t>Click 'New reflection'. Type one sentence. Tap the mood 'hopeful'. Drag intensity to 6. Click 'Save reflection'.</w:t>
+      </w:r>
+    </w:p>
+    <w:p>
+      <w:r>
+        <w:rPr>
+          <w:b/>
+          <w:sz w:val="22"/>
+        </w:rPr>
+        <w:t xml:space="preserve">👀 You should see: </w:t>
+      </w:r>
+      <w:r>
+        <w:rPr>
+          <w:sz w:val="22"/>
+        </w:rPr>
+        <w:t>Page jumps to /reflect. Reflections: 1. Day streak: 1. Most-present: hopeful. Avg. intensity: 6.0. Today's chip in the 'Last 30 days' chart is colored. Your entry shows up in the journal.</w:t>
+      </w:r>
+    </w:p>
+    <w:p>
+      <w:r>
+        <w:rPr>
+          <w:color w:val="707070"/>
+          <w:sz w:val="20"/>
+        </w:rPr>
+        <w:t>Result: ___ Pass     ___ Fail     Notes: ____________________</w:t>
+      </w:r>
+    </w:p>
+    <w:p>
+      <w:pPr>
+        <w:jc w:val="center"/>
+      </w:pPr>
+      <w:r>
+        <w:drawing>
+          <wp:inline xmlns:a="http://schemas.openxmlformats.org/drawingml/2006/main" xmlns:pic="http://schemas.openxmlformats.org/drawingml/2006/picture">
+            <wp:extent cx="5303520" cy="2593753"/>
+            <wp:docPr id="9" name="Picture 9"/>
             <wp:cNvGraphicFramePr>
               <a:graphicFrameLocks noChangeAspect="1"/>
             </wp:cNvGraphicFramePr>
@@ -883,7 +2026,7 @@
                     <pic:cNvPicPr/>
                   </pic:nvPicPr>
                   <pic:blipFill>
-                    <a:blip r:embed="rId15"/>
+                    <a:blip r:embed="rId17"/>
                     <a:stretch>
                       <a:fillRect/>
                     </a:stretch>
@@ -891,7 +2034,7 @@
                   <pic:spPr>
                     <a:xfrm>
                       <a:off x="0" y="0"/>
-                      <a:ext cx="5486400" cy="2683192"/>
+                      <a:ext cx="5303520" cy="2593753"/>
                     </a:xfrm>
                     <a:prstGeom prst="rect"/>
                   </pic:spPr>
@@ -922,8 +2065,8 @@
       <w:r>
         <w:drawing>
           <wp:inline xmlns:a="http://schemas.openxmlformats.org/drawingml/2006/main" xmlns:pic="http://schemas.openxmlformats.org/drawingml/2006/picture">
-            <wp:extent cx="5486400" cy="2683192"/>
-            <wp:docPr id="8" name="Picture 8"/>
+            <wp:extent cx="5303520" cy="2593753"/>
+            <wp:docPr id="10" name="Picture 10"/>
             <wp:cNvGraphicFramePr>
               <a:graphicFrameLocks noChangeAspect="1"/>
             </wp:cNvGraphicFramePr>
@@ -935,7 +2078,7 @@
                     <pic:cNvPicPr/>
                   </pic:nvPicPr>
                   <pic:blipFill>
-                    <a:blip r:embed="rId16"/>
+                    <a:blip r:embed="rId18"/>
                     <a:stretch>
                       <a:fillRect/>
                     </a:stretch>
@@ -943,7 +2086,7 @@
                   <pic:spPr>
                     <a:xfrm>
                       <a:off x="0" y="0"/>
-                      <a:ext cx="5486400" cy="2683192"/>
+                      <a:ext cx="5303520" cy="2593753"/>
                     </a:xfrm>
                     <a:prstGeom prst="rect"/>
                   </pic:spPr>
@@ -964,7 +2107,7 @@
           <w:color w:val="707070"/>
           <w:sz w:val="20"/>
         </w:rPr>
-        <w:t>After saving — stats and journal updated.</w:t>
+        <w:t>After saving.</w:t>
       </w:r>
     </w:p>
     <w:p>
@@ -977,7 +2120,7 @@
           <w:color w:val="2E7D5B"/>
           <w:sz w:val="26"/>
         </w:rPr>
-        <w:t>Step 11. Browse Stories (Step 2 — Notice)</w:t>
+        <w:t>Test 27. Second reflection adds to stats</w:t>
       </w:r>
     </w:p>
     <w:p>
@@ -992,7 +2135,7 @@
         <w:rPr>
           <w:sz w:val="22"/>
         </w:rPr>
-        <w:t>Click 'Stories' in the sidebar.</w:t>
+        <w:t>Write another reflection with mood 'anxious' and intensity 8.</w:t>
       </w:r>
     </w:p>
     <w:p>
@@ -1007,7 +2150,185 @@
         <w:rPr>
           <w:sz w:val="22"/>
         </w:rPr>
-        <w:t>A library page with three groups: Emotional intelligence, Growth, Meditation. Each group shows one or more series cards.</w:t>
+        <w:t>Reflections: 2. Avg. intensity: 7.0. Most-present may stay 'hopeful' or flip to 'anxious'.</w:t>
+      </w:r>
+    </w:p>
+    <w:p>
+      <w:r>
+        <w:rPr>
+          <w:color w:val="707070"/>
+          <w:sz w:val="20"/>
+        </w:rPr>
+        <w:t>Result: ___ Pass     ___ Fail     Notes: ____________________</w:t>
+      </w:r>
+    </w:p>
+    <w:p>
+      <w:pPr>
+        <w:spacing w:before="240" w:after="40"/>
+      </w:pPr>
+      <w:r>
+        <w:rPr>
+          <w:b/>
+          <w:color w:val="2E7D5B"/>
+          <w:sz w:val="26"/>
+        </w:rPr>
+        <w:t>Test 28. Milestones show up</w:t>
+      </w:r>
+    </w:p>
+    <w:p>
+      <w:r>
+        <w:rPr>
+          <w:b/>
+          <w:sz w:val="22"/>
+        </w:rPr>
+        <w:t xml:space="preserve">👉 You do: </w:t>
+      </w:r>
+      <w:r>
+        <w:rPr>
+          <w:sz w:val="22"/>
+        </w:rPr>
+        <w:t>After writing your first reflection, look at the 'Milestones' card on the right.</w:t>
+      </w:r>
+    </w:p>
+    <w:p>
+      <w:r>
+        <w:rPr>
+          <w:b/>
+          <w:sz w:val="22"/>
+        </w:rPr>
+        <w:t xml:space="preserve">👀 You should see: </w:t>
+      </w:r>
+      <w:r>
+        <w:rPr>
+          <w:sz w:val="22"/>
+        </w:rPr>
+        <w:t>At least the milestone 'First reflection logged' with a glimmer ✦ next to it.</w:t>
+      </w:r>
+    </w:p>
+    <w:p>
+      <w:r>
+        <w:rPr>
+          <w:color w:val="707070"/>
+          <w:sz w:val="20"/>
+        </w:rPr>
+        <w:t>Result: ___ Pass     ___ Fail     Notes: ____________________</w:t>
+      </w:r>
+    </w:p>
+    <w:p>
+      <w:pPr>
+        <w:spacing w:before="240" w:after="40"/>
+      </w:pPr>
+      <w:r>
+        <w:rPr>
+          <w:b/>
+          <w:color w:val="2E7D5B"/>
+          <w:sz w:val="26"/>
+        </w:rPr>
+        <w:t>Test 29. Empty days are faint</w:t>
+      </w:r>
+    </w:p>
+    <w:p>
+      <w:r>
+        <w:rPr>
+          <w:b/>
+          <w:sz w:val="22"/>
+        </w:rPr>
+        <w:t xml:space="preserve">👉 You do: </w:t>
+      </w:r>
+      <w:r>
+        <w:rPr>
+          <w:sz w:val="22"/>
+        </w:rPr>
+        <w:t>Look at the 'Last 30 days' chart.</w:t>
+      </w:r>
+    </w:p>
+    <w:p>
+      <w:r>
+        <w:rPr>
+          <w:b/>
+          <w:sz w:val="22"/>
+        </w:rPr>
+        <w:t xml:space="preserve">👀 You should see: </w:t>
+      </w:r>
+      <w:r>
+        <w:rPr>
+          <w:sz w:val="22"/>
+        </w:rPr>
+        <w:t>Today (the right-most stub) is colored. The days before (when you didn't write) are very faint. That's correct.</w:t>
+      </w:r>
+    </w:p>
+    <w:p>
+      <w:r>
+        <w:rPr>
+          <w:color w:val="707070"/>
+          <w:sz w:val="20"/>
+        </w:rPr>
+        <w:t>Result: ___ Pass     ___ Fail     Notes: ____________________</w:t>
+      </w:r>
+    </w:p>
+    <w:p>
+      <w:pPr>
+        <w:spacing w:before="280" w:after="80"/>
+      </w:pPr>
+      <w:r>
+        <w:rPr>
+          <w:b/>
+          <w:color w:val="443C3C"/>
+          <w:sz w:val="36"/>
+        </w:rPr>
+        <w:t>H. Profile</w:t>
+      </w:r>
+    </w:p>
+    <w:p>
+      <w:pPr>
+        <w:spacing w:before="240" w:after="40"/>
+      </w:pPr>
+      <w:r>
+        <w:rPr>
+          <w:b/>
+          <w:color w:val="2E7D5B"/>
+          <w:sz w:val="26"/>
+        </w:rPr>
+        <w:t>Test 30. Profile loads</w:t>
+      </w:r>
+    </w:p>
+    <w:p>
+      <w:r>
+        <w:rPr>
+          <w:b/>
+          <w:sz w:val="22"/>
+        </w:rPr>
+        <w:t xml:space="preserve">👉 You do: </w:t>
+      </w:r>
+      <w:r>
+        <w:rPr>
+          <w:sz w:val="22"/>
+        </w:rPr>
+        <w:t>Click 'Profile' in the sidebar.</w:t>
+      </w:r>
+    </w:p>
+    <w:p>
+      <w:r>
+        <w:rPr>
+          <w:b/>
+          <w:sz w:val="22"/>
+        </w:rPr>
+        <w:t xml:space="preserve">👀 You should see: </w:t>
+      </w:r>
+      <w:r>
+        <w:rPr>
+          <w:sz w:val="22"/>
+        </w:rPr>
+        <w:t>Your name as a big serif heading. Your email under it. A card called 'You' with editable name and bio.</w:t>
+      </w:r>
+    </w:p>
+    <w:p>
+      <w:r>
+        <w:rPr>
+          <w:color w:val="707070"/>
+          <w:sz w:val="20"/>
+        </w:rPr>
+        <w:t>Result: ___ Pass     ___ Fail     Notes: ____________________</w:t>
       </w:r>
     </w:p>
     <w:p>
@@ -1017,197 +2338,7 @@
       <w:r>
         <w:drawing>
           <wp:inline xmlns:a="http://schemas.openxmlformats.org/drawingml/2006/main" xmlns:pic="http://schemas.openxmlformats.org/drawingml/2006/picture">
-            <wp:extent cx="5486400" cy="3980160"/>
-            <wp:docPr id="9" name="Picture 9"/>
-            <wp:cNvGraphicFramePr>
-              <a:graphicFrameLocks noChangeAspect="1"/>
-            </wp:cNvGraphicFramePr>
-            <a:graphic>
-              <a:graphicData uri="http://schemas.openxmlformats.org/drawingml/2006/picture">
-                <pic:pic>
-                  <pic:nvPicPr>
-                    <pic:cNvPr id="0" name="10-stories-library.png"/>
-                    <pic:cNvPicPr/>
-                  </pic:nvPicPr>
-                  <pic:blipFill>
-                    <a:blip r:embed="rId17"/>
-                    <a:stretch>
-                      <a:fillRect/>
-                    </a:stretch>
-                  </pic:blipFill>
-                  <pic:spPr>
-                    <a:xfrm>
-                      <a:off x="0" y="0"/>
-                      <a:ext cx="5486400" cy="3980160"/>
-                    </a:xfrm>
-                    <a:prstGeom prst="rect"/>
-                  </pic:spPr>
-                </pic:pic>
-              </a:graphicData>
-            </a:graphic>
-          </wp:inline>
-        </w:drawing>
-      </w:r>
-    </w:p>
-    <w:p>
-      <w:pPr>
-        <w:jc w:val="center"/>
-      </w:pPr>
-      <w:r>
-        <w:rPr>
-          <w:i/>
-          <w:color w:val="707070"/>
-          <w:sz w:val="20"/>
-        </w:rPr>
-        <w:t>The stories library.</w:t>
-      </w:r>
-    </w:p>
-    <w:p>
-      <w:pPr>
-        <w:spacing w:before="240" w:after="40"/>
-      </w:pPr>
-      <w:r>
-        <w:rPr>
-          <w:b/>
-          <w:color w:val="2E7D5B"/>
-          <w:sz w:val="26"/>
-        </w:rPr>
-        <w:t>Step 12. Open a series</w:t>
-      </w:r>
-    </w:p>
-    <w:p>
-      <w:r>
-        <w:rPr>
-          <w:b/>
-          <w:sz w:val="22"/>
-        </w:rPr>
-        <w:t xml:space="preserve">👉 You do: </w:t>
-      </w:r>
-      <w:r>
-        <w:rPr>
-          <w:sz w:val="22"/>
-        </w:rPr>
-        <w:t>Click on 'Still Mind'.</w:t>
-      </w:r>
-    </w:p>
-    <w:p>
-      <w:r>
-        <w:rPr>
-          <w:b/>
-          <w:sz w:val="22"/>
-        </w:rPr>
-        <w:t xml:space="preserve">👀 You should see: </w:t>
-      </w:r>
-      <w:r>
-        <w:rPr>
-          <w:sz w:val="22"/>
-        </w:rPr>
-        <w:t>The series page shows the cover, a tagline 'Twelve invitations to inner quiet', and a list of episodes with durations.</w:t>
-      </w:r>
-    </w:p>
-    <w:p>
-      <w:pPr>
-        <w:jc w:val="center"/>
-      </w:pPr>
-      <w:r>
-        <w:drawing>
-          <wp:inline xmlns:a="http://schemas.openxmlformats.org/drawingml/2006/main" xmlns:pic="http://schemas.openxmlformats.org/drawingml/2006/picture">
-            <wp:extent cx="5486400" cy="2683192"/>
-            <wp:docPr id="10" name="Picture 10"/>
-            <wp:cNvGraphicFramePr>
-              <a:graphicFrameLocks noChangeAspect="1"/>
-            </wp:cNvGraphicFramePr>
-            <a:graphic>
-              <a:graphicData uri="http://schemas.openxmlformats.org/drawingml/2006/picture">
-                <pic:pic>
-                  <pic:nvPicPr>
-                    <pic:cNvPr id="0" name="11-series-page.png"/>
-                    <pic:cNvPicPr/>
-                  </pic:nvPicPr>
-                  <pic:blipFill>
-                    <a:blip r:embed="rId18"/>
-                    <a:stretch>
-                      <a:fillRect/>
-                    </a:stretch>
-                  </pic:blipFill>
-                  <pic:spPr>
-                    <a:xfrm>
-                      <a:off x="0" y="0"/>
-                      <a:ext cx="5486400" cy="2683192"/>
-                    </a:xfrm>
-                    <a:prstGeom prst="rect"/>
-                  </pic:spPr>
-                </pic:pic>
-              </a:graphicData>
-            </a:graphic>
-          </wp:inline>
-        </w:drawing>
-      </w:r>
-    </w:p>
-    <w:p>
-      <w:pPr>
-        <w:jc w:val="center"/>
-      </w:pPr>
-      <w:r>
-        <w:rPr>
-          <w:i/>
-          <w:color w:val="707070"/>
-          <w:sz w:val="20"/>
-        </w:rPr>
-        <w:t>A series page.</w:t>
-      </w:r>
-    </w:p>
-    <w:p>
-      <w:pPr>
-        <w:spacing w:before="240" w:after="40"/>
-      </w:pPr>
-      <w:r>
-        <w:rPr>
-          <w:b/>
-          <w:color w:val="2E7D5B"/>
-          <w:sz w:val="26"/>
-        </w:rPr>
-        <w:t>Step 13. Open Circles</w:t>
-      </w:r>
-    </w:p>
-    <w:p>
-      <w:r>
-        <w:rPr>
-          <w:b/>
-          <w:sz w:val="22"/>
-        </w:rPr>
-        <w:t xml:space="preserve">👉 You do: </w:t>
-      </w:r>
-      <w:r>
-        <w:rPr>
-          <w:sz w:val="22"/>
-        </w:rPr>
-        <w:t>Click 'Circles' in the sidebar.</w:t>
-      </w:r>
-    </w:p>
-    <w:p>
-      <w:r>
-        <w:rPr>
-          <w:b/>
-          <w:sz w:val="22"/>
-        </w:rPr>
-        <w:t xml:space="preserve">👀 You should see: </w:t>
-      </w:r>
-      <w:r>
-        <w:rPr>
-          <w:sz w:val="22"/>
-        </w:rPr>
-        <w:t>Three quiet community spaces: Becoming, First Light, The Quiet Circle. Each is anonymous — you only ever appear as a quiet handle.</w:t>
-      </w:r>
-    </w:p>
-    <w:p>
-      <w:pPr>
-        <w:jc w:val="center"/>
-      </w:pPr>
-      <w:r>
-        <w:drawing>
-          <wp:inline xmlns:a="http://schemas.openxmlformats.org/drawingml/2006/main" xmlns:pic="http://schemas.openxmlformats.org/drawingml/2006/picture">
-            <wp:extent cx="5486400" cy="2683192"/>
+            <wp:extent cx="5303520" cy="3148704"/>
             <wp:docPr id="11" name="Picture 11"/>
             <wp:cNvGraphicFramePr>
               <a:graphicFrameLocks noChangeAspect="1"/>
@@ -1216,7 +2347,7 @@
               <a:graphicData uri="http://schemas.openxmlformats.org/drawingml/2006/picture">
                 <pic:pic>
                   <pic:nvPicPr>
-                    <pic:cNvPr id="0" name="13-circles.png"/>
+                    <pic:cNvPr id="0" name="14-profile-member.png"/>
                     <pic:cNvPicPr/>
                   </pic:nvPicPr>
                   <pic:blipFill>
@@ -1228,7 +2359,7 @@
                   <pic:spPr>
                     <a:xfrm>
                       <a:off x="0" y="0"/>
-                      <a:ext cx="5486400" cy="2683192"/>
+                      <a:ext cx="5303520" cy="3148704"/>
                     </a:xfrm>
                     <a:prstGeom prst="rect"/>
                   </pic:spPr>
@@ -1249,7 +2380,7 @@
           <w:color w:val="707070"/>
           <w:sz w:val="20"/>
         </w:rPr>
-        <w:t>The Circles list.</w:t>
+        <w:t>The Profile page.</w:t>
       </w:r>
     </w:p>
     <w:p>
@@ -1262,7 +2393,7 @@
           <w:color w:val="2E7D5B"/>
           <w:sz w:val="26"/>
         </w:rPr>
-        <w:t>Step 14. Open Profile</w:t>
+        <w:t>Test 31. Edit name</w:t>
       </w:r>
     </w:p>
     <w:p>
@@ -1277,7 +2408,7 @@
         <w:rPr>
           <w:sz w:val="22"/>
         </w:rPr>
-        <w:t>Click 'Profile' in the sidebar.</w:t>
+        <w:t>Change your name to something new (like 'Tiger'). Click 'Save'.</w:t>
       </w:r>
     </w:p>
     <w:p>
@@ -1292,64 +2423,68 @@
         <w:rPr>
           <w:sz w:val="22"/>
         </w:rPr>
-        <w:t>Three cards: 'You' (edit your name/bio), 'Your role' (says you are a Member and what that means), 'Membership' (Glimmora Free).</w:t>
+        <w:t>Name updates at the top of the Profile page. The sidebar also updates.</w:t>
+      </w:r>
+    </w:p>
+    <w:p>
+      <w:r>
+        <w:rPr>
+          <w:color w:val="707070"/>
+          <w:sz w:val="20"/>
+        </w:rPr>
+        <w:t>Result: ___ Pass     ___ Fail     Notes: ____________________</w:t>
       </w:r>
     </w:p>
     <w:p>
       <w:pPr>
-        <w:jc w:val="center"/>
+        <w:spacing w:before="240" w:after="40"/>
       </w:pPr>
       <w:r>
-        <w:drawing>
-          <wp:inline xmlns:a="http://schemas.openxmlformats.org/drawingml/2006/main" xmlns:pic="http://schemas.openxmlformats.org/drawingml/2006/picture">
-            <wp:extent cx="5486400" cy="3257280"/>
-            <wp:docPr id="12" name="Picture 12"/>
-            <wp:cNvGraphicFramePr>
-              <a:graphicFrameLocks noChangeAspect="1"/>
-            </wp:cNvGraphicFramePr>
-            <a:graphic>
-              <a:graphicData uri="http://schemas.openxmlformats.org/drawingml/2006/picture">
-                <pic:pic>
-                  <pic:nvPicPr>
-                    <pic:cNvPr id="0" name="14-profile-member.png"/>
-                    <pic:cNvPicPr/>
-                  </pic:nvPicPr>
-                  <pic:blipFill>
-                    <a:blip r:embed="rId20"/>
-                    <a:stretch>
-                      <a:fillRect/>
-                    </a:stretch>
-                  </pic:blipFill>
-                  <pic:spPr>
-                    <a:xfrm>
-                      <a:off x="0" y="0"/>
-                      <a:ext cx="5486400" cy="3257280"/>
-                    </a:xfrm>
-                    <a:prstGeom prst="rect"/>
-                  </pic:spPr>
-                </pic:pic>
-              </a:graphicData>
-            </a:graphic>
-          </wp:inline>
-        </w:drawing>
+        <w:rPr>
+          <w:b/>
+          <w:color w:val="2E7D5B"/>
+          <w:sz w:val="26"/>
+        </w:rPr>
+        <w:t>Test 32. Edit bio</w:t>
       </w:r>
     </w:p>
     <w:p>
-      <w:pPr>
-        <w:jc w:val="center"/>
-      </w:pPr>
-      <w:r>
-        <w:rPr>
-          <w:i/>
+      <w:r>
+        <w:rPr>
+          <w:b/>
+          <w:sz w:val="22"/>
+        </w:rPr>
+        <w:t xml:space="preserve">👉 You do: </w:t>
+      </w:r>
+      <w:r>
+        <w:rPr>
+          <w:sz w:val="22"/>
+        </w:rPr>
+        <w:t>Type something into the bio box. Click 'Save'.</w:t>
+      </w:r>
+    </w:p>
+    <w:p>
+      <w:r>
+        <w:rPr>
+          <w:b/>
+          <w:sz w:val="22"/>
+        </w:rPr>
+        <w:t xml:space="preserve">👀 You should see: </w:t>
+      </w:r>
+      <w:r>
+        <w:rPr>
+          <w:sz w:val="22"/>
+        </w:rPr>
+        <w:t>A quiet confirmation that it saved (no error message).</w:t>
+      </w:r>
+    </w:p>
+    <w:p>
+      <w:r>
+        <w:rPr>
           <w:color w:val="707070"/>
           <w:sz w:val="20"/>
         </w:rPr>
-        <w:t>The Profile page as a Member.</w:t>
-      </w:r>
-    </w:p>
-    <w:p>
-      <w:r>
-        <w:br w:type="page"/>
+        <w:t>Result: ___ Pass     ___ Fail     Notes: ____________________</w:t>
       </w:r>
     </w:p>
     <w:p>
@@ -1362,7 +2497,246 @@
           <w:color w:val="443C3C"/>
           <w:sz w:val="36"/>
         </w:rPr>
-        <w:t>Part B — Becoming a Creator</w:t>
+        <w:t>I. Dark / light mode</w:t>
+      </w:r>
+    </w:p>
+    <w:p>
+      <w:pPr>
+        <w:spacing w:before="240" w:after="40"/>
+      </w:pPr>
+      <w:r>
+        <w:rPr>
+          <w:b/>
+          <w:color w:val="2E7D5B"/>
+          <w:sz w:val="26"/>
+        </w:rPr>
+        <w:t>Test 33. Theme toggle</w:t>
+      </w:r>
+    </w:p>
+    <w:p>
+      <w:r>
+        <w:rPr>
+          <w:b/>
+          <w:sz w:val="22"/>
+        </w:rPr>
+        <w:t xml:space="preserve">👉 You do: </w:t>
+      </w:r>
+      <w:r>
+        <w:rPr>
+          <w:sz w:val="22"/>
+        </w:rPr>
+        <w:t>Click the moon/sun in the top right of any page. Then refresh the page (F5).</w:t>
+      </w:r>
+    </w:p>
+    <w:p>
+      <w:r>
+        <w:rPr>
+          <w:b/>
+          <w:sz w:val="22"/>
+        </w:rPr>
+        <w:t xml:space="preserve">👀 You should see: </w:t>
+      </w:r>
+      <w:r>
+        <w:rPr>
+          <w:sz w:val="22"/>
+        </w:rPr>
+        <w:t>Colors flip immediately. After refresh, the new color stays. No flash of the wrong color.</w:t>
+      </w:r>
+    </w:p>
+    <w:p>
+      <w:r>
+        <w:rPr>
+          <w:color w:val="707070"/>
+          <w:sz w:val="20"/>
+        </w:rPr>
+        <w:t>Result: ___ Pass     ___ Fail     Notes: ____________________</w:t>
+      </w:r>
+    </w:p>
+    <w:p>
+      <w:pPr>
+        <w:spacing w:before="280" w:after="80"/>
+      </w:pPr>
+      <w:r>
+        <w:rPr>
+          <w:b/>
+          <w:color w:val="443C3C"/>
+          <w:sz w:val="36"/>
+        </w:rPr>
+        <w:t>J. The little things</w:t>
+      </w:r>
+    </w:p>
+    <w:p>
+      <w:pPr>
+        <w:spacing w:before="240" w:after="40"/>
+      </w:pPr>
+      <w:r>
+        <w:rPr>
+          <w:b/>
+          <w:color w:val="2E7D5B"/>
+          <w:sz w:val="26"/>
+        </w:rPr>
+        <w:t>Test 34. Protected pages need a login</w:t>
+      </w:r>
+    </w:p>
+    <w:p>
+      <w:r>
+        <w:rPr>
+          <w:b/>
+          <w:sz w:val="22"/>
+        </w:rPr>
+        <w:t xml:space="preserve">👉 You do: </w:t>
+      </w:r>
+      <w:r>
+        <w:rPr>
+          <w:sz w:val="22"/>
+        </w:rPr>
+        <w:t>Sign out. Try opening /dashboard directly.</w:t>
+      </w:r>
+    </w:p>
+    <w:p>
+      <w:r>
+        <w:rPr>
+          <w:b/>
+          <w:sz w:val="22"/>
+        </w:rPr>
+        <w:t xml:space="preserve">👀 You should see: </w:t>
+      </w:r>
+      <w:r>
+        <w:rPr>
+          <w:sz w:val="22"/>
+        </w:rPr>
+        <w:t>App sends you to /login?next=/dashboard. After signing in, you land on /dashboard.</w:t>
+      </w:r>
+    </w:p>
+    <w:p>
+      <w:r>
+        <w:rPr>
+          <w:color w:val="707070"/>
+          <w:sz w:val="20"/>
+        </w:rPr>
+        <w:t>Result: ___ Pass     ___ Fail     Notes: ____________________</w:t>
+      </w:r>
+    </w:p>
+    <w:p>
+      <w:pPr>
+        <w:spacing w:before="240" w:after="40"/>
+      </w:pPr>
+      <w:r>
+        <w:rPr>
+          <w:b/>
+          <w:color w:val="2E7D5B"/>
+          <w:sz w:val="26"/>
+        </w:rPr>
+        <w:t>Test 35. Mobile sidebar at the bottom</w:t>
+      </w:r>
+    </w:p>
+    <w:p>
+      <w:r>
+        <w:rPr>
+          <w:b/>
+          <w:sz w:val="22"/>
+        </w:rPr>
+        <w:t xml:space="preserve">👉 You do: </w:t>
+      </w:r>
+      <w:r>
+        <w:rPr>
+          <w:sz w:val="22"/>
+        </w:rPr>
+        <w:t>Open the app on your phone, or shrink your browser window narrow.</w:t>
+      </w:r>
+    </w:p>
+    <w:p>
+      <w:r>
+        <w:rPr>
+          <w:b/>
+          <w:sz w:val="22"/>
+        </w:rPr>
+        <w:t xml:space="preserve">👀 You should see: </w:t>
+      </w:r>
+      <w:r>
+        <w:rPr>
+          <w:sz w:val="22"/>
+        </w:rPr>
+        <w:t>The side sidebar disappears. Five icons appear at the BOTTOM of the screen — that's the mobile menu.</w:t>
+      </w:r>
+    </w:p>
+    <w:p>
+      <w:r>
+        <w:rPr>
+          <w:color w:val="707070"/>
+          <w:sz w:val="20"/>
+        </w:rPr>
+        <w:t>Result: ___ Pass     ___ Fail     Notes: ____________________</w:t>
+      </w:r>
+    </w:p>
+    <w:p>
+      <w:pPr>
+        <w:spacing w:before="240" w:after="40"/>
+      </w:pPr>
+      <w:r>
+        <w:rPr>
+          <w:b/>
+          <w:color w:val="2E7D5B"/>
+          <w:sz w:val="26"/>
+        </w:rPr>
+        <w:t>Test 36. Theme on auth pages</w:t>
+      </w:r>
+    </w:p>
+    <w:p>
+      <w:r>
+        <w:rPr>
+          <w:b/>
+          <w:sz w:val="22"/>
+        </w:rPr>
+        <w:t xml:space="preserve">👉 You do: </w:t>
+      </w:r>
+      <w:r>
+        <w:rPr>
+          <w:sz w:val="22"/>
+        </w:rPr>
+        <w:t>Click the moon/sun on /login and on /signup.</w:t>
+      </w:r>
+    </w:p>
+    <w:p>
+      <w:r>
+        <w:rPr>
+          <w:b/>
+          <w:sz w:val="22"/>
+        </w:rPr>
+        <w:t xml:space="preserve">👀 You should see: </w:t>
+      </w:r>
+      <w:r>
+        <w:rPr>
+          <w:sz w:val="22"/>
+        </w:rPr>
+        <w:t>The theme toggle works there too.</w:t>
+      </w:r>
+    </w:p>
+    <w:p>
+      <w:r>
+        <w:rPr>
+          <w:color w:val="707070"/>
+          <w:sz w:val="20"/>
+        </w:rPr>
+        <w:t>Result: ___ Pass     ___ Fail     Notes: ____________________</w:t>
+      </w:r>
+    </w:p>
+    <w:p>
+      <w:r>
+        <w:br w:type="page"/>
+      </w:r>
+    </w:p>
+    <w:p>
+      <w:pPr>
+        <w:spacing w:before="280" w:after="80"/>
+      </w:pPr>
+      <w:r>
+        <w:rPr>
+          <w:b/>
+          <w:color w:val="443C3C"/>
+          <w:sz w:val="36"/>
+        </w:rPr>
+        <w:t>Done? Here's the scorecard</w:t>
       </w:r>
     </w:p>
     <w:p>
@@ -1373,487 +2747,139 @@
         <w:rPr>
           <w:sz w:val="22"/>
         </w:rPr>
-        <w:t>Now we make the same Member into a Creator. This takes two people (or one person who logs out and back in): the applicant, and the admin who approves.</w:t>
+        <w:t>Count your ✓s and ✗s. There are 36 tests total.</w:t>
       </w:r>
     </w:p>
     <w:p>
       <w:pPr>
-        <w:spacing w:before="240" w:after="40"/>
+        <w:pStyle w:val="ListBullet"/>
       </w:pPr>
       <w:r>
         <w:rPr>
-          <w:b/>
-          <w:color w:val="2E7D5B"/>
-          <w:sz w:val="26"/>
-        </w:rPr>
-        <w:t>Step 15. Apply to be a creator</w:t>
-      </w:r>
-    </w:p>
-    <w:p>
-      <w:r>
-        <w:rPr>
-          <w:b/>
           <w:sz w:val="22"/>
         </w:rPr>
-        <w:t xml:space="preserve">👉 You do: </w:t>
-      </w:r>
-      <w:r>
-        <w:rPr>
-          <w:sz w:val="22"/>
-        </w:rPr>
-        <w:t>While still logged in as the new member, go to /creator/apply. Write a sentence or two about what you'd like to share. Click 'Send application'.</w:t>
-      </w:r>
-    </w:p>
-    <w:p>
-      <w:r>
-        <w:rPr>
-          <w:b/>
-          <w:sz w:val="22"/>
-        </w:rPr>
-        <w:t xml:space="preserve">👀 You should see: </w:t>
-      </w:r>
-      <w:r>
-        <w:rPr>
-          <w:sz w:val="22"/>
-        </w:rPr>
-        <w:t>The page now shows 'YOUR APPLICATION — PENDING' with your words in italics. On the dashboard, the 'Apply' callout is replaced by a 'We're reading your application' card.</w:t>
+        <w:t>Section A — Landing (2 tests)</w:t>
       </w:r>
     </w:p>
     <w:p>
       <w:pPr>
-        <w:jc w:val="center"/>
+        <w:pStyle w:val="ListBullet"/>
       </w:pPr>
       <w:r>
-        <w:drawing>
-          <wp:inline xmlns:a="http://schemas.openxmlformats.org/drawingml/2006/main" xmlns:pic="http://schemas.openxmlformats.org/drawingml/2006/picture">
-            <wp:extent cx="5486400" cy="2683192"/>
-            <wp:docPr id="13" name="Picture 13"/>
-            <wp:cNvGraphicFramePr>
-              <a:graphicFrameLocks noChangeAspect="1"/>
-            </wp:cNvGraphicFramePr>
-            <a:graphic>
-              <a:graphicData uri="http://schemas.openxmlformats.org/drawingml/2006/picture">
-                <pic:pic>
-                  <pic:nvPicPr>
-                    <pic:cNvPr id="0" name="15-creator-apply.png"/>
-                    <pic:cNvPicPr/>
-                  </pic:nvPicPr>
-                  <pic:blipFill>
-                    <a:blip r:embed="rId21"/>
-                    <a:stretch>
-                      <a:fillRect/>
-                    </a:stretch>
-                  </pic:blipFill>
-                  <pic:spPr>
-                    <a:xfrm>
-                      <a:off x="0" y="0"/>
-                      <a:ext cx="5486400" cy="2683192"/>
-                    </a:xfrm>
-                    <a:prstGeom prst="rect"/>
-                  </pic:spPr>
-                </pic:pic>
-              </a:graphicData>
-            </a:graphic>
-          </wp:inline>
-        </w:drawing>
+        <w:rPr>
+          <w:sz w:val="22"/>
+        </w:rPr>
+        <w:t>Section B — Sign up &amp; log in (5 tests)</w:t>
       </w:r>
     </w:p>
     <w:p>
       <w:pPr>
-        <w:jc w:val="center"/>
+        <w:pStyle w:val="ListBullet"/>
       </w:pPr>
       <w:r>
         <w:rPr>
-          <w:i/>
-          <w:color w:val="707070"/>
-          <w:sz w:val="20"/>
-        </w:rPr>
-        <w:t>The Apply to become a creator form.</w:t>
+          <w:sz w:val="22"/>
+        </w:rPr>
+        <w:t>Section C — Onboarding (3 tests)</w:t>
       </w:r>
     </w:p>
     <w:p>
       <w:pPr>
-        <w:spacing w:before="240" w:after="40"/>
+        <w:pStyle w:val="ListBullet"/>
       </w:pPr>
       <w:r>
         <w:rPr>
-          <w:b/>
-          <w:color w:val="2E7D5B"/>
-          <w:sz w:val="26"/>
-        </w:rPr>
-        <w:t>Step 16. Log out, log in as the boss</w:t>
-      </w:r>
-    </w:p>
-    <w:p>
-      <w:r>
-        <w:rPr>
-          <w:b/>
           <w:sz w:val="22"/>
         </w:rPr>
-        <w:t xml:space="preserve">👉 You do: </w:t>
-      </w:r>
-      <w:r>
-        <w:rPr>
-          <w:sz w:val="22"/>
-        </w:rPr>
-        <w:t>Click 'Sign out' (top-right header). Go to /login. Username: superadmin. Password: ChangeMe!2026.</w:t>
-      </w:r>
-    </w:p>
-    <w:p>
-      <w:r>
-        <w:rPr>
-          <w:b/>
-          <w:sz w:val="22"/>
-        </w:rPr>
-        <w:t xml:space="preserve">👀 You should see: </w:t>
-      </w:r>
-      <w:r>
-        <w:rPr>
-          <w:sz w:val="22"/>
-        </w:rPr>
-        <w:t>You land on the dashboard as superadmin.</w:t>
+        <w:t>Section D — Dashboard (3 tests)</w:t>
       </w:r>
     </w:p>
     <w:p>
       <w:pPr>
-        <w:jc w:val="center"/>
+        <w:pStyle w:val="ListBullet"/>
       </w:pPr>
       <w:r>
-        <w:drawing>
-          <wp:inline xmlns:a="http://schemas.openxmlformats.org/drawingml/2006/main" xmlns:pic="http://schemas.openxmlformats.org/drawingml/2006/picture">
-            <wp:extent cx="5486400" cy="2683192"/>
-            <wp:docPr id="14" name="Picture 14"/>
-            <wp:cNvGraphicFramePr>
-              <a:graphicFrameLocks noChangeAspect="1"/>
-            </wp:cNvGraphicFramePr>
-            <a:graphic>
-              <a:graphicData uri="http://schemas.openxmlformats.org/drawingml/2006/picture">
-                <pic:pic>
-                  <pic:nvPicPr>
-                    <pic:cNvPr id="0" name="02b-login.png"/>
-                    <pic:cNvPicPr/>
-                  </pic:nvPicPr>
-                  <pic:blipFill>
-                    <a:blip r:embed="rId22"/>
-                    <a:stretch>
-                      <a:fillRect/>
-                    </a:stretch>
-                  </pic:blipFill>
-                  <pic:spPr>
-                    <a:xfrm>
-                      <a:off x="0" y="0"/>
-                      <a:ext cx="5486400" cy="2683192"/>
-                    </a:xfrm>
-                    <a:prstGeom prst="rect"/>
-                  </pic:spPr>
-                </pic:pic>
-              </a:graphicData>
-            </a:graphic>
-          </wp:inline>
-        </w:drawing>
+        <w:rPr>
+          <w:sz w:val="22"/>
+        </w:rPr>
+        <w:t>Section E — Companion (5 tests)</w:t>
       </w:r>
     </w:p>
     <w:p>
       <w:pPr>
-        <w:jc w:val="center"/>
+        <w:pStyle w:val="ListBullet"/>
       </w:pPr>
       <w:r>
         <w:rPr>
-          <w:i/>
-          <w:color w:val="707070"/>
-          <w:sz w:val="20"/>
-        </w:rPr>
-        <w:t>The login page.</w:t>
+          <w:sz w:val="22"/>
+        </w:rPr>
+        <w:t>Section F — Stories (6 tests)</w:t>
       </w:r>
     </w:p>
     <w:p>
       <w:pPr>
-        <w:spacing w:before="240" w:after="40"/>
+        <w:pStyle w:val="ListBullet"/>
       </w:pPr>
       <w:r>
         <w:rPr>
-          <w:b/>
-          <w:color w:val="2E7D5B"/>
-          <w:sz w:val="26"/>
-        </w:rPr>
-        <w:t>Step 17. Open Admin and approve the application</w:t>
-      </w:r>
-    </w:p>
-    <w:p>
-      <w:r>
-        <w:rPr>
-          <w:b/>
           <w:sz w:val="22"/>
         </w:rPr>
-        <w:t xml:space="preserve">👉 You do: </w:t>
-      </w:r>
-      <w:r>
-        <w:rPr>
-          <w:sz w:val="22"/>
-        </w:rPr>
-        <w:t>Click 'Admin' in the sidebar (it only appears for admins). Find your test user's pitch under 'Creator applications'. Click 'Approve'.</w:t>
-      </w:r>
-    </w:p>
-    <w:p>
-      <w:r>
-        <w:rPr>
-          <w:b/>
-          <w:sz w:val="22"/>
-        </w:rPr>
-        <w:t xml:space="preserve">👀 You should see: </w:t>
-      </w:r>
-      <w:r>
-        <w:rPr>
-          <w:sz w:val="22"/>
-        </w:rPr>
-        <w:t>The pitch row updates to APPROVED. The user's role in the Users table flips from 'member' to 'creator'.</w:t>
+        <w:t>Section G — Reflect (5 tests)</w:t>
       </w:r>
     </w:p>
     <w:p>
       <w:pPr>
-        <w:jc w:val="center"/>
+        <w:pStyle w:val="ListBullet"/>
       </w:pPr>
       <w:r>
-        <w:drawing>
-          <wp:inline xmlns:a="http://schemas.openxmlformats.org/drawingml/2006/main" xmlns:pic="http://schemas.openxmlformats.org/drawingml/2006/picture">
-            <wp:extent cx="5486400" cy="3283200"/>
-            <wp:docPr id="15" name="Picture 15"/>
-            <wp:cNvGraphicFramePr>
-              <a:graphicFrameLocks noChangeAspect="1"/>
-            </wp:cNvGraphicFramePr>
-            <a:graphic>
-              <a:graphicData uri="http://schemas.openxmlformats.org/drawingml/2006/picture">
-                <pic:pic>
-                  <pic:nvPicPr>
-                    <pic:cNvPr id="0" name="17-admin.png"/>
-                    <pic:cNvPicPr/>
-                  </pic:nvPicPr>
-                  <pic:blipFill>
-                    <a:blip r:embed="rId23"/>
-                    <a:stretch>
-                      <a:fillRect/>
-                    </a:stretch>
-                  </pic:blipFill>
-                  <pic:spPr>
-                    <a:xfrm>
-                      <a:off x="0" y="0"/>
-                      <a:ext cx="5486400" cy="3283200"/>
-                    </a:xfrm>
-                    <a:prstGeom prst="rect"/>
-                  </pic:spPr>
-                </pic:pic>
-              </a:graphicData>
-            </a:graphic>
-          </wp:inline>
-        </w:drawing>
+        <w:rPr>
+          <w:sz w:val="22"/>
+        </w:rPr>
+        <w:t>Section H — Profile (3 tests)</w:t>
       </w:r>
     </w:p>
     <w:p>
       <w:pPr>
-        <w:jc w:val="center"/>
+        <w:pStyle w:val="ListBullet"/>
       </w:pPr>
       <w:r>
         <w:rPr>
-          <w:i/>
-          <w:color w:val="707070"/>
-          <w:sz w:val="20"/>
-        </w:rPr>
-        <w:t>The Admin page with applications + user list.</w:t>
+          <w:sz w:val="22"/>
+        </w:rPr>
+        <w:t>Section I — Dark / light (1 test)</w:t>
       </w:r>
     </w:p>
     <w:p>
       <w:pPr>
-        <w:spacing w:before="240" w:after="40"/>
+        <w:pStyle w:val="ListBullet"/>
       </w:pPr>
       <w:r>
         <w:rPr>
-          <w:b/>
-          <w:color w:val="2E7D5B"/>
-          <w:sz w:val="26"/>
-        </w:rPr>
-        <w:t>Step 18. Log back in as the new creator</w:t>
-      </w:r>
-    </w:p>
-    <w:p>
-      <w:r>
-        <w:rPr>
-          <w:b/>
           <w:sz w:val="22"/>
         </w:rPr>
-        <w:t xml:space="preserve">👉 You do: </w:t>
-      </w:r>
-      <w:r>
-        <w:rPr>
-          <w:sz w:val="22"/>
-        </w:rPr>
-        <w:t>Sign out. Log in with the test user's username and password.</w:t>
-      </w:r>
-    </w:p>
-    <w:p>
-      <w:r>
-        <w:rPr>
-          <w:b/>
-          <w:sz w:val="22"/>
-        </w:rPr>
-        <w:t xml:space="preserve">👀 You should see: </w:t>
-      </w:r>
-      <w:r>
-        <w:rPr>
-          <w:sz w:val="22"/>
-        </w:rPr>
-        <w:t>The sidebar now reads '&lt;Name&gt; · Creator · free'. A new 'Studio' link appears in the sidebar.</w:t>
+        <w:t>Section J — Little things (3 tests)</w:t>
       </w:r>
     </w:p>
     <w:p>
       <w:pPr>
-        <w:jc w:val="center"/>
+        <w:spacing w:after="80"/>
       </w:pPr>
       <w:r>
-        <w:drawing>
-          <wp:inline xmlns:a="http://schemas.openxmlformats.org/drawingml/2006/main" xmlns:pic="http://schemas.openxmlformats.org/drawingml/2006/picture">
-            <wp:extent cx="5486400" cy="4036219"/>
-            <wp:docPr id="16" name="Picture 16"/>
-            <wp:cNvGraphicFramePr>
-              <a:graphicFrameLocks noChangeAspect="1"/>
-            </wp:cNvGraphicFramePr>
-            <a:graphic>
-              <a:graphicData uri="http://schemas.openxmlformats.org/drawingml/2006/picture">
-                <pic:pic>
-                  <pic:nvPicPr>
-                    <pic:cNvPr id="0" name="14-profile-creator.png"/>
-                    <pic:cNvPicPr/>
-                  </pic:nvPicPr>
-                  <pic:blipFill>
-                    <a:blip r:embed="rId24"/>
-                    <a:stretch>
-                      <a:fillRect/>
-                    </a:stretch>
-                  </pic:blipFill>
-                  <pic:spPr>
-                    <a:xfrm>
-                      <a:off x="0" y="0"/>
-                      <a:ext cx="5486400" cy="4036219"/>
-                    </a:xfrm>
-                    <a:prstGeom prst="rect"/>
-                  </pic:spPr>
-                </pic:pic>
-              </a:graphicData>
-            </a:graphic>
-          </wp:inline>
-        </w:drawing>
+        <w:rPr>
+          <w:sz w:val="22"/>
+        </w:rPr>
+        <w:t>All ✓ → the app is healthy. 🎉</w:t>
       </w:r>
     </w:p>
     <w:p>
       <w:pPr>
-        <w:jc w:val="center"/>
+        <w:spacing w:after="80"/>
       </w:pPr>
       <w:r>
         <w:rPr>
-          <w:i/>
-          <w:color w:val="707070"/>
-          <w:sz w:val="20"/>
-        </w:rPr>
-        <w:t>The Profile page now says 'Creator'.</w:t>
-      </w:r>
-    </w:p>
-    <w:p>
-      <w:pPr>
-        <w:spacing w:before="240" w:after="40"/>
-      </w:pPr>
-      <w:r>
-        <w:rPr>
-          <w:b/>
-          <w:color w:val="2E7D5B"/>
-          <w:sz w:val="26"/>
-        </w:rPr>
-        <w:t>Step 19. Open Studio</w:t>
-      </w:r>
-    </w:p>
-    <w:p>
-      <w:r>
-        <w:rPr>
-          <w:b/>
           <w:sz w:val="22"/>
         </w:rPr>
-        <w:t xml:space="preserve">👉 You do: </w:t>
-      </w:r>
-      <w:r>
-        <w:rPr>
-          <w:sz w:val="22"/>
-        </w:rPr>
-        <w:t>Click 'Studio' in the sidebar (or go to /creator).</w:t>
-      </w:r>
-    </w:p>
-    <w:p>
-      <w:r>
-        <w:rPr>
-          <w:b/>
-          <w:sz w:val="22"/>
-        </w:rPr>
-        <w:t xml:space="preserve">👀 You should see: </w:t>
-      </w:r>
-      <w:r>
-        <w:rPr>
-          <w:sz w:val="22"/>
-        </w:rPr>
-        <w:t>You can see your series, an analytics card, and a 'New series' button. Click into '+ New series' to add one; then add episodes inside it.</w:t>
-      </w:r>
-    </w:p>
-    <w:p>
-      <w:pPr>
-        <w:jc w:val="center"/>
-      </w:pPr>
-      <w:r>
-        <w:drawing>
-          <wp:inline xmlns:a="http://schemas.openxmlformats.org/drawingml/2006/main" xmlns:pic="http://schemas.openxmlformats.org/drawingml/2006/picture">
-            <wp:extent cx="5486400" cy="2683192"/>
-            <wp:docPr id="17" name="Picture 17"/>
-            <wp:cNvGraphicFramePr>
-              <a:graphicFrameLocks noChangeAspect="1"/>
-            </wp:cNvGraphicFramePr>
-            <a:graphic>
-              <a:graphicData uri="http://schemas.openxmlformats.org/drawingml/2006/picture">
-                <pic:pic>
-                  <pic:nvPicPr>
-                    <pic:cNvPr id="0" name="20-creator-studio.png"/>
-                    <pic:cNvPicPr/>
-                  </pic:nvPicPr>
-                  <pic:blipFill>
-                    <a:blip r:embed="rId25"/>
-                    <a:stretch>
-                      <a:fillRect/>
-                    </a:stretch>
-                  </pic:blipFill>
-                  <pic:spPr>
-                    <a:xfrm>
-                      <a:off x="0" y="0"/>
-                      <a:ext cx="5486400" cy="2683192"/>
-                    </a:xfrm>
-                    <a:prstGeom prst="rect"/>
-                  </pic:spPr>
-                </pic:pic>
-              </a:graphicData>
-            </a:graphic>
-          </wp:inline>
-        </w:drawing>
-      </w:r>
-    </w:p>
-    <w:p>
-      <w:pPr>
-        <w:jc w:val="center"/>
-      </w:pPr>
-      <w:r>
-        <w:rPr>
-          <w:i/>
-          <w:color w:val="707070"/>
-          <w:sz w:val="20"/>
-        </w:rPr>
-        <w:t>The Creator Studio.</w:t>
-      </w:r>
-    </w:p>
-    <w:p>
-      <w:r>
-        <w:br w:type="page"/>
+        <w:t>Some ✗ → write down which test number(s) and what you saw. Give that list to your grown-up.</w:t>
       </w:r>
     </w:p>
     <w:p>
@@ -1866,20 +2892,7 @@
           <w:color w:val="443C3C"/>
           <w:sz w:val="36"/>
         </w:rPr>
-        <w:t>Part C — Quick checklist by role</w:t>
-      </w:r>
-    </w:p>
-    <w:p>
-      <w:pPr>
-        <w:spacing w:before="200" w:after="40"/>
-      </w:pPr>
-      <w:r>
-        <w:rPr>
-          <w:b/>
-          <w:color w:val="AD6B2D"/>
-          <w:sz w:val="26"/>
-        </w:rPr>
-        <w:t>Anonymous visitor</w:t>
+        <w:t>Common gotchas</w:t>
       </w:r>
     </w:p>
     <w:p>
@@ -1890,7 +2903,7 @@
         <w:rPr>
           <w:sz w:val="22"/>
         </w:rPr>
-        <w:t>/ landing renders without a login.</w:t>
+        <w:t>Blank page after signing up → dev server is caching old code; restart it.</w:t>
       </w:r>
     </w:p>
     <w:p>
@@ -1901,7 +2914,7 @@
         <w:rPr>
           <w:sz w:val="22"/>
         </w:rPr>
-        <w:t>/login and /signup show a theme toggle.</w:t>
+        <w:t>'JWT_SECRET is not configured' → ask your grown-up to set up .env.local.</w:t>
       </w:r>
     </w:p>
     <w:p>
@@ -1912,20 +2925,7 @@
         <w:rPr>
           <w:sz w:val="22"/>
         </w:rPr>
-        <w:t>Going to /dashboard sends you to /login.</w:t>
-      </w:r>
-    </w:p>
-    <w:p>
-      <w:pPr>
-        <w:spacing w:before="200" w:after="40"/>
-      </w:pPr>
-      <w:r>
-        <w:rPr>
-          <w:b/>
-          <w:color w:val="AD6B2D"/>
-          <w:sz w:val="26"/>
-        </w:rPr>
-        <w:t>Member (the default new user)</w:t>
+        <w:t>Login works but the dashboard is empty → use http://127.0.0.1:3000 (not localhost, not https).</w:t>
       </w:r>
     </w:p>
     <w:p>
@@ -1936,7 +2936,7 @@
         <w:rPr>
           <w:sz w:val="22"/>
         </w:rPr>
-        <w:t>Signup goes straight to /onboarding (no flicker).</w:t>
+        <w:t>Companion never replies → either OPENAI_API_KEY isn't set, or wait — the simple fallback replies should still appear.</w:t>
       </w:r>
     </w:p>
     <w:p>
@@ -1947,7 +2947,7 @@
         <w:rPr>
           <w:sz w:val="22"/>
         </w:rPr>
-        <w:t>Sidebar shows 'Member · &lt;tier&gt;'.</w:t>
+        <w:t>Video shows a black box → the internet is blocking the test stream; try another episode.</w:t>
       </w:r>
     </w:p>
     <w:p>
@@ -1958,115 +2958,7 @@
         <w:rPr>
           <w:sz w:val="22"/>
         </w:rPr>
-        <w:t>No 'Studio' or 'Admin' links in the sidebar.</w:t>
-      </w:r>
-    </w:p>
-    <w:p>
-      <w:pPr>
-        <w:pStyle w:val="ListBullet"/>
-      </w:pPr>
-      <w:r>
-        <w:rPr>
-          <w:sz w:val="22"/>
-        </w:rPr>
-        <w:t>Going to /admin or /creator gives a not-allowed page.</w:t>
-      </w:r>
-    </w:p>
-    <w:p>
-      <w:pPr>
-        <w:spacing w:before="200" w:after="40"/>
-      </w:pPr>
-      <w:r>
-        <w:rPr>
-          <w:b/>
-          <w:color w:val="AD6B2D"/>
-          <w:sz w:val="26"/>
-        </w:rPr>
-        <w:t>Creator</w:t>
-      </w:r>
-    </w:p>
-    <w:p>
-      <w:pPr>
-        <w:pStyle w:val="ListBullet"/>
-      </w:pPr>
-      <w:r>
-        <w:rPr>
-          <w:sz w:val="22"/>
-        </w:rPr>
-        <w:t>All Member powers, plus a Studio link.</w:t>
-      </w:r>
-    </w:p>
-    <w:p>
-      <w:pPr>
-        <w:pStyle w:val="ListBullet"/>
-      </w:pPr>
-      <w:r>
-        <w:rPr>
-          <w:sz w:val="22"/>
-        </w:rPr>
-        <w:t>Can create series + episodes.</w:t>
-      </w:r>
-    </w:p>
-    <w:p>
-      <w:pPr>
-        <w:pStyle w:val="ListBullet"/>
-      </w:pPr>
-      <w:r>
-        <w:rPr>
-          <w:sz w:val="22"/>
-        </w:rPr>
-        <w:t>Still cannot open /admin.</w:t>
-      </w:r>
-    </w:p>
-    <w:p>
-      <w:pPr>
-        <w:spacing w:before="200" w:after="40"/>
-      </w:pPr>
-      <w:r>
-        <w:rPr>
-          <w:b/>
-          <w:color w:val="AD6B2D"/>
-          <w:sz w:val="26"/>
-        </w:rPr>
-        <w:t>Admin / Superadmin</w:t>
-      </w:r>
-    </w:p>
-    <w:p>
-      <w:pPr>
-        <w:pStyle w:val="ListBullet"/>
-      </w:pPr>
-      <w:r>
-        <w:rPr>
-          <w:sz w:val="22"/>
-        </w:rPr>
-        <w:t>All Creator powers, plus an Admin link.</w:t>
-      </w:r>
-    </w:p>
-    <w:p>
-      <w:pPr>
-        <w:pStyle w:val="ListBullet"/>
-      </w:pPr>
-      <w:r>
-        <w:rPr>
-          <w:sz w:val="22"/>
-        </w:rPr>
-        <w:t>Can approve or deny applications.</w:t>
-      </w:r>
-    </w:p>
-    <w:p>
-      <w:pPr>
-        <w:pStyle w:val="ListBullet"/>
-      </w:pPr>
-      <w:r>
-        <w:rPr>
-          <w:sz w:val="22"/>
-        </w:rPr>
-        <w:t>Approving an application instantly makes that user a creator.</w:t>
-      </w:r>
-    </w:p>
-    <w:p>
-      <w:r>
-        <w:br w:type="page"/>
+        <w:t>Backend won't start (port 8000 busy) → restart your computer if you can't find the old process.</w:t>
       </w:r>
     </w:p>
     <w:p>
@@ -2079,7 +2971,7 @@
           <w:color w:val="443C3C"/>
           <w:sz w:val="36"/>
         </w:rPr>
-        <w:t>Part D — If something looks wrong</w:t>
+        <w:t>When you're done testing</w:t>
       </w:r>
     </w:p>
     <w:p>
@@ -2090,977 +2982,29 @@
         <w:rPr>
           <w:sz w:val="22"/>
         </w:rPr>
-        <w:t>These are the most common gotchas, in plain English:</w:t>
+        <w:t>If everything worked, tell your grown-up: 'All 36 tests passed.'</w:t>
       </w:r>
     </w:p>
     <w:p>
       <w:pPr>
-        <w:pStyle w:val="ListBullet"/>
+        <w:spacing w:after="80"/>
       </w:pPr>
       <w:r>
         <w:rPr>
           <w:sz w:val="22"/>
         </w:rPr>
-        <w:t>Blank page after signup → that bug was fixed in v0.2.1. If you see it, the dev server is probably caching old code — stop it, run 'pnpm dev' again.</w:t>
+        <w:t>If something didn't work, write down: 1) the test number (like 'Test 22'), 2) what you saw (like 'the video started from zero'), 3) what you expected to see (like 'it should resume').</w:t>
       </w:r>
     </w:p>
     <w:p>
       <w:pPr>
-        <w:pStyle w:val="ListBullet"/>
+        <w:spacing w:after="80"/>
       </w:pPr>
       <w:r>
         <w:rPr>
           <w:sz w:val="22"/>
         </w:rPr>
-        <w:t>Login works but dashboard is empty → the session cookie was dropped. Make sure you're on http://127.0.0.1:3000 (NOT https), and that the dev server is in dev mode, not 'next start'.</w:t>
-      </w:r>
-    </w:p>
-    <w:p>
-      <w:pPr>
-        <w:pStyle w:val="ListBullet"/>
-      </w:pPr>
-      <w:r>
-        <w:rPr>
-          <w:sz w:val="22"/>
-        </w:rPr>
-        <w:t>Crisis card didn't show for a sad message → that's on purpose. It only triggers on very explicit words (suicide, want to die, hurt myself…). Better to under-react than over-react.</w:t>
-      </w:r>
-    </w:p>
-    <w:p>
-      <w:pPr>
-        <w:pStyle w:val="ListBullet"/>
-      </w:pPr>
-      <w:r>
-        <w:rPr>
-          <w:sz w:val="22"/>
-        </w:rPr>
-        <w:t>Backend won't start: port 8000 is busy → run: taskkill /F /IM uvicorn.exe   then start again.</w:t>
-      </w:r>
-    </w:p>
-    <w:p>
-      <w:r>
-        <w:br w:type="page"/>
-      </w:r>
-    </w:p>
-    <w:p>
-      <w:pPr>
-        <w:spacing w:before="280" w:after="80"/>
-      </w:pPr>
-      <w:r>
-        <w:rPr>
-          <w:b/>
-          <w:color w:val="443C3C"/>
-          <w:sz w:val="36"/>
-        </w:rPr>
-        <w:t>Part E — v0.3.0 additions</w:t>
-      </w:r>
-    </w:p>
-    <w:p>
-      <w:pPr>
-        <w:spacing w:before="200" w:after="40"/>
-      </w:pPr>
-      <w:r>
-        <w:rPr>
-          <w:b/>
-          <w:color w:val="AD6B2D"/>
-          <w:sz w:val="26"/>
-        </w:rPr>
-        <w:t>Forgot / reset password</w:t>
-      </w:r>
-    </w:p>
-    <w:p>
-      <w:pPr>
-        <w:spacing w:before="240" w:after="40"/>
-      </w:pPr>
-      <w:r>
-        <w:rPr>
-          <w:b/>
-          <w:color w:val="2E7D5B"/>
-          <w:sz w:val="26"/>
-        </w:rPr>
-        <w:t>Step 20. Trigger a reset</w:t>
-      </w:r>
-    </w:p>
-    <w:p>
-      <w:r>
-        <w:rPr>
-          <w:b/>
-          <w:sz w:val="22"/>
-        </w:rPr>
-        <w:t xml:space="preserve">👉 You do: </w:t>
-      </w:r>
-      <w:r>
-        <w:rPr>
-          <w:sz w:val="22"/>
-        </w:rPr>
-        <w:t>Go to /login → click 'Forgot password?'. Type your email or username → 'Send reset link'.</w:t>
-      </w:r>
-    </w:p>
-    <w:p>
-      <w:r>
-        <w:rPr>
-          <w:b/>
-          <w:sz w:val="22"/>
-        </w:rPr>
-        <w:t xml:space="preserve">👀 You should see: </w:t>
-      </w:r>
-      <w:r>
-        <w:rPr>
-          <w:sz w:val="22"/>
-        </w:rPr>
-        <w:t>A confirmation appears. In dev mode (no SMTP), a yellow box on the same page shows the reset token + a 'Continue to reset →' link.</w:t>
-      </w:r>
-    </w:p>
-    <w:p>
-      <w:pPr>
-        <w:spacing w:before="240" w:after="40"/>
-      </w:pPr>
-      <w:r>
-        <w:rPr>
-          <w:b/>
-          <w:color w:val="2E7D5B"/>
-          <w:sz w:val="26"/>
-        </w:rPr>
-        <w:t>Step 21. Set a new password</w:t>
-      </w:r>
-    </w:p>
-    <w:p>
-      <w:r>
-        <w:rPr>
-          <w:b/>
-          <w:sz w:val="22"/>
-        </w:rPr>
-        <w:t xml:space="preserve">👉 You do: </w:t>
-      </w:r>
-      <w:r>
-        <w:rPr>
-          <w:sz w:val="22"/>
-        </w:rPr>
-        <w:t>On /reset-password the token is pre-filled. Type a new password → 'Set new password'.</w:t>
-      </w:r>
-    </w:p>
-    <w:p>
-      <w:r>
-        <w:rPr>
-          <w:b/>
-          <w:sz w:val="22"/>
-        </w:rPr>
-        <w:t xml:space="preserve">👀 You should see: </w:t>
-      </w:r>
-      <w:r>
-        <w:rPr>
-          <w:sz w:val="22"/>
-        </w:rPr>
-        <w:t>After ~1.5s you land on /login. Old password fails; new password works.</w:t>
-      </w:r>
-    </w:p>
-    <w:p>
-      <w:pPr>
-        <w:spacing w:before="200" w:after="40"/>
-      </w:pPr>
-      <w:r>
-        <w:rPr>
-          <w:b/>
-          <w:color w:val="AD6B2D"/>
-          <w:sz w:val="26"/>
-        </w:rPr>
-        <w:t>Change password, export data, delete account</w:t>
-      </w:r>
-    </w:p>
-    <w:p>
-      <w:pPr>
-        <w:spacing w:before="240" w:after="40"/>
-      </w:pPr>
-      <w:r>
-        <w:rPr>
-          <w:b/>
-          <w:color w:val="2E7D5B"/>
-          <w:sz w:val="26"/>
-        </w:rPr>
-        <w:t>Step 22. Change password</w:t>
-      </w:r>
-    </w:p>
-    <w:p>
-      <w:r>
-        <w:rPr>
-          <w:b/>
-          <w:sz w:val="22"/>
-        </w:rPr>
-        <w:t xml:space="preserve">👉 You do: </w:t>
-      </w:r>
-      <w:r>
-        <w:rPr>
-          <w:sz w:val="22"/>
-        </w:rPr>
-        <w:t>Profile → Security &amp; data → enter current + new passwords → 'Update password'.</w:t>
-      </w:r>
-    </w:p>
-    <w:p>
-      <w:r>
-        <w:rPr>
-          <w:b/>
-          <w:sz w:val="22"/>
-        </w:rPr>
-        <w:t xml:space="preserve">👀 You should see: </w:t>
-      </w:r>
-      <w:r>
-        <w:rPr>
-          <w:sz w:val="22"/>
-        </w:rPr>
-        <w:t>'Password updated.' inline. Sign out and sign in with the new password to confirm.</w:t>
-      </w:r>
-    </w:p>
-    <w:p>
-      <w:pPr>
-        <w:spacing w:before="240" w:after="40"/>
-      </w:pPr>
-      <w:r>
-        <w:rPr>
-          <w:b/>
-          <w:color w:val="2E7D5B"/>
-          <w:sz w:val="26"/>
-        </w:rPr>
-        <w:t>Step 23. Export your data</w:t>
-      </w:r>
-    </w:p>
-    <w:p>
-      <w:r>
-        <w:rPr>
-          <w:b/>
-          <w:sz w:val="22"/>
-        </w:rPr>
-        <w:t xml:space="preserve">👉 You do: </w:t>
-      </w:r>
-      <w:r>
-        <w:rPr>
-          <w:sz w:val="22"/>
-        </w:rPr>
-        <w:t>Profile → Security &amp; data → 'Download my data'.</w:t>
-      </w:r>
-    </w:p>
-    <w:p>
-      <w:r>
-        <w:rPr>
-          <w:b/>
-          <w:sz w:val="22"/>
-        </w:rPr>
-        <w:t xml:space="preserve">👀 You should see: </w:t>
-      </w:r>
-      <w:r>
-        <w:rPr>
-          <w:sz w:val="22"/>
-        </w:rPr>
-        <w:t>A glimmora-&lt;username&gt;-export.json file downloads, with everything you own.</w:t>
-      </w:r>
-    </w:p>
-    <w:p>
-      <w:pPr>
-        <w:spacing w:before="240" w:after="40"/>
-      </w:pPr>
-      <w:r>
-        <w:rPr>
-          <w:b/>
-          <w:color w:val="2E7D5B"/>
-          <w:sz w:val="26"/>
-        </w:rPr>
-        <w:t>Step 24. Delete account</w:t>
-      </w:r>
-    </w:p>
-    <w:p>
-      <w:r>
-        <w:rPr>
-          <w:b/>
-          <w:sz w:val="22"/>
-        </w:rPr>
-        <w:t xml:space="preserve">👉 You do: </w:t>
-      </w:r>
-      <w:r>
-        <w:rPr>
-          <w:sz w:val="22"/>
-        </w:rPr>
-        <w:t>Profile → Security &amp; data → type your username in the confirm box → 'Permanently delete'.</w:t>
-      </w:r>
-    </w:p>
-    <w:p>
-      <w:r>
-        <w:rPr>
-          <w:b/>
-          <w:sz w:val="22"/>
-        </w:rPr>
-        <w:t xml:space="preserve">👀 You should see: </w:t>
-      </w:r>
-      <w:r>
-        <w:rPr>
-          <w:sz w:val="22"/>
-        </w:rPr>
-        <w:t>You're signed out and dropped on the landing page. Logging back in with the same credentials fails.</w:t>
-      </w:r>
-    </w:p>
-    <w:p>
-      <w:pPr>
-        <w:spacing w:before="200" w:after="40"/>
-      </w:pPr>
-      <w:r>
-        <w:rPr>
-          <w:b/>
-          <w:color w:val="AD6B2D"/>
-          <w:sz w:val="26"/>
-        </w:rPr>
-        <w:t>Continue watching + resume</w:t>
-      </w:r>
-    </w:p>
-    <w:p>
-      <w:pPr>
-        <w:spacing w:before="240" w:after="40"/>
-      </w:pPr>
-      <w:r>
-        <w:rPr>
-          <w:b/>
-          <w:color w:val="2E7D5B"/>
-          <w:sz w:val="26"/>
-        </w:rPr>
-        <w:t>Step 25. Build some progress</w:t>
-      </w:r>
-    </w:p>
-    <w:p>
-      <w:r>
-        <w:rPr>
-          <w:b/>
-          <w:sz w:val="22"/>
-        </w:rPr>
-        <w:t xml:space="preserve">👉 You do: </w:t>
-      </w:r>
-      <w:r>
-        <w:rPr>
-          <w:sz w:val="22"/>
-        </w:rPr>
-        <w:t>Open any episode, let it play 30+ seconds, navigate away. Visit /watch.</w:t>
-      </w:r>
-    </w:p>
-    <w:p>
-      <w:r>
-        <w:rPr>
-          <w:b/>
-          <w:sz w:val="22"/>
-        </w:rPr>
-        <w:t xml:space="preserve">👀 You should see: </w:t>
-      </w:r>
-      <w:r>
-        <w:rPr>
-          <w:sz w:val="22"/>
-        </w:rPr>
-        <w:t>At the top of the page, a 'Continue watching' row shows the episode with a gold progress bar across the bottom and the % watched.</w:t>
-      </w:r>
-    </w:p>
-    <w:p>
-      <w:pPr>
-        <w:spacing w:before="240" w:after="40"/>
-      </w:pPr>
-      <w:r>
-        <w:rPr>
-          <w:b/>
-          <w:color w:val="2E7D5B"/>
-          <w:sz w:val="26"/>
-        </w:rPr>
-        <w:t>Step 26. Resume</w:t>
-      </w:r>
-    </w:p>
-    <w:p>
-      <w:r>
-        <w:rPr>
-          <w:b/>
-          <w:sz w:val="22"/>
-        </w:rPr>
-        <w:t xml:space="preserve">👉 You do: </w:t>
-      </w:r>
-      <w:r>
-        <w:rPr>
-          <w:sz w:val="22"/>
-        </w:rPr>
-        <w:t>Click the continue card.</w:t>
-      </w:r>
-    </w:p>
-    <w:p>
-      <w:r>
-        <w:rPr>
-          <w:b/>
-          <w:sz w:val="22"/>
-        </w:rPr>
-        <w:t xml:space="preserve">👀 You should see: </w:t>
-      </w:r>
-      <w:r>
-        <w:rPr>
-          <w:sz w:val="22"/>
-        </w:rPr>
-        <w:t>The video starts within ~1s of where you left it — not from zero.</w:t>
-      </w:r>
-    </w:p>
-    <w:p>
-      <w:pPr>
-        <w:spacing w:before="200" w:after="40"/>
-      </w:pPr>
-      <w:r>
-        <w:rPr>
-          <w:b/>
-          <w:color w:val="AD6B2D"/>
-          <w:sz w:val="26"/>
-        </w:rPr>
-        <w:t>Creator: edit, unpublish, delete</w:t>
-      </w:r>
-    </w:p>
-    <w:p>
-      <w:pPr>
-        <w:spacing w:before="240" w:after="40"/>
-      </w:pPr>
-      <w:r>
-        <w:rPr>
-          <w:b/>
-          <w:color w:val="2E7D5B"/>
-          <w:sz w:val="26"/>
-        </w:rPr>
-        <w:t>Step 27. Edit a series</w:t>
-      </w:r>
-    </w:p>
-    <w:p>
-      <w:r>
-        <w:rPr>
-          <w:b/>
-          <w:sz w:val="22"/>
-        </w:rPr>
-        <w:t xml:space="preserve">👉 You do: </w:t>
-      </w:r>
-      <w:r>
-        <w:rPr>
-          <w:sz w:val="22"/>
-        </w:rPr>
-        <w:t>Studio → click 'Edit' on a series. Change tagline + tier → 'Save changes'.</w:t>
-      </w:r>
-    </w:p>
-    <w:p>
-      <w:r>
-        <w:rPr>
-          <w:b/>
-          <w:sz w:val="22"/>
-        </w:rPr>
-        <w:t xml:space="preserve">👀 You should see: </w:t>
-      </w:r>
-      <w:r>
-        <w:rPr>
-          <w:sz w:val="22"/>
-        </w:rPr>
-        <w:t>Public /watch/&lt;slug&gt; reflects the new values immediately.</w:t>
-      </w:r>
-    </w:p>
-    <w:p>
-      <w:pPr>
-        <w:spacing w:before="240" w:after="40"/>
-      </w:pPr>
-      <w:r>
-        <w:rPr>
-          <w:b/>
-          <w:color w:val="2E7D5B"/>
-          <w:sz w:val="26"/>
-        </w:rPr>
-        <w:t>Step 28. Unpublish</w:t>
-      </w:r>
-    </w:p>
-    <w:p>
-      <w:r>
-        <w:rPr>
-          <w:b/>
-          <w:sz w:val="22"/>
-        </w:rPr>
-        <w:t xml:space="preserve">👉 You do: </w:t>
-      </w:r>
-      <w:r>
-        <w:rPr>
-          <w:sz w:val="22"/>
-        </w:rPr>
-        <w:t>On the edit page, click 'Unpublish'.</w:t>
-      </w:r>
-    </w:p>
-    <w:p>
-      <w:r>
-        <w:rPr>
-          <w:b/>
-          <w:sz w:val="22"/>
-        </w:rPr>
-        <w:t xml:space="preserve">👀 You should see: </w:t>
-      </w:r>
-      <w:r>
-        <w:rPr>
-          <w:sz w:val="22"/>
-        </w:rPr>
-        <w:t>The series disappears from the public library. 'Publish' brings it back.</w:t>
-      </w:r>
-    </w:p>
-    <w:p>
-      <w:pPr>
-        <w:spacing w:before="240" w:after="40"/>
-      </w:pPr>
-      <w:r>
-        <w:rPr>
-          <w:b/>
-          <w:color w:val="2E7D5B"/>
-          <w:sz w:val="26"/>
-        </w:rPr>
-        <w:t>Step 29. Edit / delete an episode</w:t>
-      </w:r>
-    </w:p>
-    <w:p>
-      <w:r>
-        <w:rPr>
-          <w:b/>
-          <w:sz w:val="22"/>
-        </w:rPr>
-        <w:t xml:space="preserve">👉 You do: </w:t>
-      </w:r>
-      <w:r>
-        <w:rPr>
-          <w:sz w:val="22"/>
-        </w:rPr>
-        <w:t>Click ✎ next to an episode → change title → save. Then 🗑 on a different episode.</w:t>
-      </w:r>
-    </w:p>
-    <w:p>
-      <w:r>
-        <w:rPr>
-          <w:b/>
-          <w:sz w:val="22"/>
-        </w:rPr>
-        <w:t xml:space="preserve">👀 You should see: </w:t>
-      </w:r>
-      <w:r>
-        <w:rPr>
-          <w:sz w:val="22"/>
-        </w:rPr>
-        <w:t>First episode updates; second disappears after confirm.</w:t>
-      </w:r>
-    </w:p>
-    <w:p>
-      <w:pPr>
-        <w:spacing w:before="200" w:after="40"/>
-      </w:pPr>
-      <w:r>
-        <w:rPr>
-          <w:b/>
-          <w:color w:val="AD6B2D"/>
-          <w:sz w:val="26"/>
-        </w:rPr>
-        <w:t>Admin: search, moderation, audit log</w:t>
-      </w:r>
-    </w:p>
-    <w:p>
-      <w:pPr>
-        <w:spacing w:before="240" w:after="40"/>
-      </w:pPr>
-      <w:r>
-        <w:rPr>
-          <w:b/>
-          <w:color w:val="2E7D5B"/>
-          <w:sz w:val="26"/>
-        </w:rPr>
-        <w:t>Step 30. Search users</w:t>
-      </w:r>
-    </w:p>
-    <w:p>
-      <w:r>
-        <w:rPr>
-          <w:b/>
-          <w:sz w:val="22"/>
-        </w:rPr>
-        <w:t xml:space="preserve">👉 You do: </w:t>
-      </w:r>
-      <w:r>
-        <w:rPr>
-          <w:sz w:val="22"/>
-        </w:rPr>
-        <w:t>Admin → Users → type into the search box. Pick a role filter.</w:t>
-      </w:r>
-    </w:p>
-    <w:p>
-      <w:r>
-        <w:rPr>
-          <w:b/>
-          <w:sz w:val="22"/>
-        </w:rPr>
-        <w:t xml:space="preserve">👀 You should see: </w:t>
-      </w:r>
-      <w:r>
-        <w:rPr>
-          <w:sz w:val="22"/>
-        </w:rPr>
-        <w:t>Table filters live. Change a role inline; toggle Disable/Enable.</w:t>
-      </w:r>
-    </w:p>
-    <w:p>
-      <w:pPr>
-        <w:spacing w:before="240" w:after="40"/>
-      </w:pPr>
-      <w:r>
-        <w:rPr>
-          <w:b/>
-          <w:color w:val="2E7D5B"/>
-          <w:sz w:val="26"/>
-        </w:rPr>
-        <w:t>Step 31. Moderate content</w:t>
-      </w:r>
-    </w:p>
-    <w:p>
-      <w:r>
-        <w:rPr>
-          <w:b/>
-          <w:sz w:val="22"/>
-        </w:rPr>
-        <w:t xml:space="preserve">👉 You do: </w:t>
-      </w:r>
-      <w:r>
-        <w:rPr>
-          <w:sz w:val="22"/>
-        </w:rPr>
-        <w:t>Admin → Content moderation → 'Unpublish' a series, or 🗑 to delete it outright.</w:t>
-      </w:r>
-    </w:p>
-    <w:p>
-      <w:r>
-        <w:rPr>
-          <w:b/>
-          <w:sz w:val="22"/>
-        </w:rPr>
-        <w:t xml:space="preserve">👀 You should see: </w:t>
-      </w:r>
-      <w:r>
-        <w:rPr>
-          <w:sz w:val="22"/>
-        </w:rPr>
-        <w:t>Series disappears from public. The action appears in the Audit log.</w:t>
-      </w:r>
-    </w:p>
-    <w:p>
-      <w:pPr>
-        <w:spacing w:before="240" w:after="40"/>
-      </w:pPr>
-      <w:r>
-        <w:rPr>
-          <w:b/>
-          <w:color w:val="2E7D5B"/>
-          <w:sz w:val="26"/>
-        </w:rPr>
-        <w:t>Step 32. Audit log</w:t>
-      </w:r>
-    </w:p>
-    <w:p>
-      <w:r>
-        <w:rPr>
-          <w:b/>
-          <w:sz w:val="22"/>
-        </w:rPr>
-        <w:t xml:space="preserve">👉 You do: </w:t>
-      </w:r>
-      <w:r>
-        <w:rPr>
-          <w:sz w:val="22"/>
-        </w:rPr>
-        <w:t>Admin → Audit log.</w:t>
-      </w:r>
-    </w:p>
-    <w:p>
-      <w:r>
-        <w:rPr>
-          <w:b/>
-          <w:sz w:val="22"/>
-        </w:rPr>
-        <w:t xml:space="preserve">👀 You should see: </w:t>
-      </w:r>
-      <w:r>
-        <w:rPr>
-          <w:sz w:val="22"/>
-        </w:rPr>
-        <w:t>Most-recent actions are listed (action, target, actor, when).</w:t>
-      </w:r>
-    </w:p>
-    <w:p>
-      <w:pPr>
-        <w:spacing w:before="200" w:after="40"/>
-      </w:pPr>
-      <w:r>
-        <w:rPr>
-          <w:b/>
-          <w:color w:val="AD6B2D"/>
-          <w:sz w:val="26"/>
-        </w:rPr>
-        <w:t>Reflect: edit, search, range</w:t>
-      </w:r>
-    </w:p>
-    <w:p>
-      <w:pPr>
-        <w:spacing w:before="240" w:after="40"/>
-      </w:pPr>
-      <w:r>
-        <w:rPr>
-          <w:b/>
-          <w:color w:val="2E7D5B"/>
-          <w:sz w:val="26"/>
-        </w:rPr>
-        <w:t>Step 33. Edit a reflection</w:t>
-      </w:r>
-    </w:p>
-    <w:p>
-      <w:r>
-        <w:rPr>
-          <w:b/>
-          <w:sz w:val="22"/>
-        </w:rPr>
-        <w:t xml:space="preserve">👉 You do: </w:t>
-      </w:r>
-      <w:r>
-        <w:rPr>
-          <w:sz w:val="22"/>
-        </w:rPr>
-        <w:t>Reflect → hover an entry → ✎ → change content + intensity → ✓.</w:t>
-      </w:r>
-    </w:p>
-    <w:p>
-      <w:r>
-        <w:rPr>
-          <w:b/>
-          <w:sz w:val="22"/>
-        </w:rPr>
-        <w:t xml:space="preserve">👀 You should see: </w:t>
-      </w:r>
-      <w:r>
-        <w:rPr>
-          <w:sz w:val="22"/>
-        </w:rPr>
-        <w:t>Entry updates in place. With OPENAI_API_KEY set, the ✦ noticing line is regenerated.</w:t>
-      </w:r>
-    </w:p>
-    <w:p>
-      <w:pPr>
-        <w:spacing w:before="240" w:after="40"/>
-      </w:pPr>
-      <w:r>
-        <w:rPr>
-          <w:b/>
-          <w:color w:val="2E7D5B"/>
-          <w:sz w:val="26"/>
-        </w:rPr>
-        <w:t>Step 34. Search + mood filter</w:t>
-      </w:r>
-    </w:p>
-    <w:p>
-      <w:r>
-        <w:rPr>
-          <w:b/>
-          <w:sz w:val="22"/>
-        </w:rPr>
-        <w:t xml:space="preserve">👉 You do: </w:t>
-      </w:r>
-      <w:r>
-        <w:rPr>
-          <w:sz w:val="22"/>
-        </w:rPr>
-        <w:t>Type into the search box; pick a mood.</w:t>
-      </w:r>
-    </w:p>
-    <w:p>
-      <w:r>
-        <w:rPr>
-          <w:b/>
-          <w:sz w:val="22"/>
-        </w:rPr>
-        <w:t xml:space="preserve">👀 You should see: </w:t>
-      </w:r>
-      <w:r>
-        <w:rPr>
-          <w:sz w:val="22"/>
-        </w:rPr>
-        <w:t>Entries filter; the URL updates with ?q=…&amp;mood=… so the view is bookmarkable.</w:t>
-      </w:r>
-    </w:p>
-    <w:p>
-      <w:pPr>
-        <w:spacing w:before="240" w:after="40"/>
-      </w:pPr>
-      <w:r>
-        <w:rPr>
-          <w:b/>
-          <w:color w:val="2E7D5B"/>
-          <w:sz w:val="26"/>
-        </w:rPr>
-        <w:t>Step 35. Range toggle</w:t>
-      </w:r>
-    </w:p>
-    <w:p>
-      <w:r>
-        <w:rPr>
-          <w:b/>
-          <w:sz w:val="22"/>
-        </w:rPr>
-        <w:t xml:space="preserve">👉 You do: </w:t>
-      </w:r>
-      <w:r>
-        <w:rPr>
-          <w:sz w:val="22"/>
-        </w:rPr>
-        <w:t>Click 7d / 30d / 90d / 1y above the trend chart.</w:t>
-      </w:r>
-    </w:p>
-    <w:p>
-      <w:r>
-        <w:rPr>
-          <w:b/>
-          <w:sz w:val="22"/>
-        </w:rPr>
-        <w:t xml:space="preserve">👀 You should see: </w:t>
-      </w:r>
-      <w:r>
-        <w:rPr>
-          <w:sz w:val="22"/>
-        </w:rPr>
-        <w:t>Chart re-renders for the selected window.</w:t>
-      </w:r>
-    </w:p>
-    <w:p>
-      <w:pPr>
-        <w:spacing w:before="200" w:after="40"/>
-      </w:pPr>
-      <w:r>
-        <w:rPr>
-          <w:b/>
-          <w:color w:val="AD6B2D"/>
-          <w:sz w:val="26"/>
-        </w:rPr>
-        <w:t>Companion: drawer + search</w:t>
-      </w:r>
-    </w:p>
-    <w:p>
-      <w:pPr>
-        <w:spacing w:before="240" w:after="40"/>
-      </w:pPr>
-      <w:r>
-        <w:rPr>
-          <w:b/>
-          <w:color w:val="2E7D5B"/>
-          <w:sz w:val="26"/>
-        </w:rPr>
-        <w:t>Step 36. Open conversation history</w:t>
-      </w:r>
-    </w:p>
-    <w:p>
-      <w:r>
-        <w:rPr>
-          <w:b/>
-          <w:sz w:val="22"/>
-        </w:rPr>
-        <w:t xml:space="preserve">👉 You do: </w:t>
-      </w:r>
-      <w:r>
-        <w:rPr>
-          <w:sz w:val="22"/>
-        </w:rPr>
-        <w:t>Open Companion. On desktop, the left drawer lists prior chats. On mobile, tap the chat icon bottom-left.</w:t>
-      </w:r>
-    </w:p>
-    <w:p>
-      <w:r>
-        <w:rPr>
-          <w:b/>
-          <w:sz w:val="22"/>
-        </w:rPr>
-        <w:t xml:space="preserve">👀 You should see: </w:t>
-      </w:r>
-      <w:r>
-        <w:rPr>
-          <w:sz w:val="22"/>
-        </w:rPr>
-        <w:t>Drawer shows up to 50 conversations with previews. Active conversation is highlighted.</w:t>
-      </w:r>
-    </w:p>
-    <w:p>
-      <w:pPr>
-        <w:spacing w:before="240" w:after="40"/>
-      </w:pPr>
-      <w:r>
-        <w:rPr>
-          <w:b/>
-          <w:color w:val="2E7D5B"/>
-          <w:sz w:val="26"/>
-        </w:rPr>
-        <w:t>Step 37. Search conversations</w:t>
-      </w:r>
-    </w:p>
-    <w:p>
-      <w:r>
-        <w:rPr>
-          <w:b/>
-          <w:sz w:val="22"/>
-        </w:rPr>
-        <w:t xml:space="preserve">👉 You do: </w:t>
-      </w:r>
-      <w:r>
-        <w:rPr>
-          <w:sz w:val="22"/>
-        </w:rPr>
-        <w:t>Type in the drawer search box.</w:t>
-      </w:r>
-    </w:p>
-    <w:p>
-      <w:r>
-        <w:rPr>
-          <w:b/>
-          <w:sz w:val="22"/>
-        </w:rPr>
-        <w:t xml:space="preserve">👀 You should see: </w:t>
-      </w:r>
-      <w:r>
-        <w:rPr>
-          <w:sz w:val="22"/>
-        </w:rPr>
-        <w:t>Matches in either the title OR message text appear; debounced ~200 ms.</w:t>
-      </w:r>
-    </w:p>
-    <w:p>
-      <w:pPr>
-        <w:spacing w:before="240" w:after="40"/>
-      </w:pPr>
-      <w:r>
-        <w:rPr>
-          <w:b/>
-          <w:color w:val="2E7D5B"/>
-          <w:sz w:val="26"/>
-        </w:rPr>
-        <w:t>Step 38. Resume a chat</w:t>
-      </w:r>
-    </w:p>
-    <w:p>
-      <w:r>
-        <w:rPr>
-          <w:b/>
-          <w:sz w:val="22"/>
-        </w:rPr>
-        <w:t xml:space="preserve">👉 You do: </w:t>
-      </w:r>
-      <w:r>
-        <w:rPr>
-          <w:sz w:val="22"/>
-        </w:rPr>
-        <w:t>Click any row.</w:t>
-      </w:r>
-    </w:p>
-    <w:p>
-      <w:r>
-        <w:rPr>
-          <w:b/>
-          <w:sz w:val="22"/>
-        </w:rPr>
-        <w:t xml:space="preserve">👀 You should see: </w:t>
-      </w:r>
-      <w:r>
-        <w:rPr>
-          <w:sz w:val="22"/>
-        </w:rPr>
-        <w:t>Messages load; new replies continue in the same conversation (URL: /companion?c=&lt;id&gt;).</w:t>
+        <w:t>Good detective work! 🕵️</w:t>
       </w:r>
     </w:p>
     <w:sectPr>
